--- a/F_AA_234A_EPN-GD-MSP-03-03-PRD-13-FRM-02_Plan TIC_CD-158-2023-2.docx
+++ b/F_AA_234A_EPN-GD-MSP-03-03-PRD-13-FRM-02_Plan TIC_CD-158-2023-2.docx
@@ -1,6 +1,6 @@
 
 <file path=word/document.xml><?xml version="1.0" encoding="utf-8"?>
-<w:document xmlns:wpc="http://schemas.microsoft.com/office/word/2010/wordprocessingCanvas" xmlns:cx="http://schemas.microsoft.com/office/drawing/2014/chartex" xmlns:cx1="http://schemas.microsoft.com/office/drawing/2015/9/8/chartex" xmlns:cx2="http://schemas.microsoft.com/office/drawing/2015/10/21/chartex" xmlns:cx3="http://schemas.microsoft.com/office/drawing/2016/5/9/chartex" xmlns:cx4="http://schemas.microsoft.com/office/drawing/2016/5/10/chartex" xmlns:cx5="http://schemas.microsoft.com/office/drawing/2016/5/11/chartex" xmlns:cx6="http://schemas.microsoft.com/office/drawing/2016/5/12/chartex" xmlns:cx7="http://schemas.microsoft.com/office/drawing/2016/5/13/chartex" xmlns:cx8="http://schemas.microsoft.com/office/drawing/2016/5/14/chartex" xmlns:mc="http://schemas.openxmlformats.org/markup-compatibility/2006" xmlns:aink="http://schemas.microsoft.com/office/drawing/2016/ink" xmlns:am3d="http://schemas.microsoft.com/office/drawing/2017/model3d" xmlns:o="urn:schemas-microsoft-com:office:office" xmlns:oel="http://schemas.microsoft.com/office/2019/extlst" xmlns:r="http://schemas.openxmlformats.org/officeDocument/2006/relationships" xmlns:m="http://schemas.openxmlformats.org/officeDocument/2006/math" xmlns:v="urn:schemas-microsoft-com:vml" xmlns:wp14="http://schemas.microsoft.com/office/word/2010/wordprocessingDrawing" xmlns:wp="http://schemas.openxmlformats.org/drawingml/2006/wordprocessingDrawing" xmlns:w10="urn:schemas-microsoft-com:office:word" xmlns:w="http://schemas.openxmlformats.org/wordprocessingml/2006/main" xmlns:w14="http://schemas.microsoft.com/office/word/2010/wordml" xmlns:w15="http://schemas.microsoft.com/office/word/2012/wordml" xmlns:w16cex="http://schemas.microsoft.com/office/word/2018/wordml/cex" xmlns:w16cid="http://schemas.microsoft.com/office/word/2016/wordml/cid" xmlns:w16="http://schemas.microsoft.com/office/word/2018/wordml" xmlns:w16du="http://schemas.microsoft.com/office/word/2023/wordml/word16du" xmlns:w16sdtdh="http://schemas.microsoft.com/office/word/2020/wordml/sdtdatahash" xmlns:w16sdtfl="http://schemas.microsoft.com/office/word/2024/wordml/sdtformatlock" xmlns:w16se="http://schemas.microsoft.com/office/word/2015/wordml/symex" xmlns:wpg="http://schemas.microsoft.com/office/word/2010/wordprocessingGroup" xmlns:wpi="http://schemas.microsoft.com/office/word/2010/wordprocessingInk" xmlns:wne="http://schemas.microsoft.com/office/word/2006/wordml" xmlns:wps="http://schemas.microsoft.com/office/word/2010/wordprocessingShape" mc:Ignorable="w14 w15 w16se w16cid w16 w16cex w16sdtdh w16sdtfl w16du wp14">
+<w:document xmlns:wpc="http://schemas.microsoft.com/office/word/2010/wordprocessingCanvas" xmlns:cx="http://schemas.microsoft.com/office/drawing/2014/chartex" xmlns:cx1="http://schemas.microsoft.com/office/drawing/2015/9/8/chartex" xmlns:cx2="http://schemas.microsoft.com/office/drawing/2015/10/21/chartex" xmlns:cx3="http://schemas.microsoft.com/office/drawing/2016/5/9/chartex" xmlns:cx4="http://schemas.microsoft.com/office/drawing/2016/5/10/chartex" xmlns:cx5="http://schemas.microsoft.com/office/drawing/2016/5/11/chartex" xmlns:cx6="http://schemas.microsoft.com/office/drawing/2016/5/12/chartex" xmlns:cx7="http://schemas.microsoft.com/office/drawing/2016/5/13/chartex" xmlns:cx8="http://schemas.microsoft.com/office/drawing/2016/5/14/chartex" xmlns:mc="http://schemas.openxmlformats.org/markup-compatibility/2006" xmlns:aink="http://schemas.microsoft.com/office/drawing/2016/ink" xmlns:am3d="http://schemas.microsoft.com/office/drawing/2017/model3d" xmlns:o="urn:schemas-microsoft-com:office:office" xmlns:r="http://schemas.openxmlformats.org/officeDocument/2006/relationships" xmlns:m="http://schemas.openxmlformats.org/officeDocument/2006/math" xmlns:v="urn:schemas-microsoft-com:vml" xmlns:wp14="http://schemas.microsoft.com/office/word/2010/wordprocessingDrawing" xmlns:wp="http://schemas.openxmlformats.org/drawingml/2006/wordprocessingDrawing" xmlns:w10="urn:schemas-microsoft-com:office:word" xmlns:w="http://schemas.openxmlformats.org/wordprocessingml/2006/main" xmlns:w14="http://schemas.microsoft.com/office/word/2010/wordml" xmlns:w15="http://schemas.microsoft.com/office/word/2012/wordml" xmlns:w16cex="http://schemas.microsoft.com/office/word/2018/wordml/cex" xmlns:w16cid="http://schemas.microsoft.com/office/word/2016/wordml/cid" xmlns:w16="http://schemas.microsoft.com/office/word/2018/wordml" xmlns:w16sdtdh="http://schemas.microsoft.com/office/word/2020/wordml/sdtdatahash" xmlns:w16se="http://schemas.microsoft.com/office/word/2015/wordml/symex" xmlns:wpg="http://schemas.microsoft.com/office/word/2010/wordprocessingGroup" xmlns:wpi="http://schemas.microsoft.com/office/word/2010/wordprocessingInk" xmlns:wne="http://schemas.microsoft.com/office/word/2006/wordml" xmlns:wps="http://schemas.microsoft.com/office/word/2010/wordprocessingShape" mc:Ignorable="w14 w15 w16se w16cid w16 w16cex w16sdtdh wp14">
   <w:body>
     <w:p>
       <w:pPr>
@@ -319,7 +319,7 @@
           <w:p>
             <w:pPr>
               <w:rPr>
-                <w:rStyle w:val="Fuerte"/>
+                <w:rStyle w:val="Textoennegrita"/>
                 <w:rFonts w:cstheme="minorHAnsi"/>
                 <w:color w:val="000000" w:themeColor="text1"/>
                 <w:sz w:val="20"/>
@@ -329,7 +329,7 @@
             </w:pPr>
             <w:r>
               <w:rPr>
-                <w:rStyle w:val="Fuerte"/>
+                <w:rStyle w:val="Textoennegrita"/>
                 <w:rFonts w:cstheme="minorHAnsi"/>
                 <w:color w:val="000000" w:themeColor="text1"/>
                 <w:sz w:val="20"/>
@@ -348,7 +348,7 @@
           <w:p>
             <w:pPr>
               <w:rPr>
-                <w:rStyle w:val="Fuerte"/>
+                <w:rStyle w:val="Textoennegrita"/>
                 <w:rFonts w:cstheme="minorHAnsi"/>
                 <w:b w:val="0"/>
                 <w:color w:val="363535"/>
@@ -359,7 +359,7 @@
             </w:pPr>
             <w:r>
               <w:rPr>
-                <w:rStyle w:val="Fuerte"/>
+                <w:rStyle w:val="Textoennegrita"/>
                 <w:rFonts w:cstheme="minorHAnsi"/>
                 <w:b w:val="0"/>
                 <w:color w:val="363535"/>
@@ -389,7 +389,7 @@
             </w:pPr>
             <w:r>
               <w:rPr>
-                <w:rStyle w:val="Fuerte"/>
+                <w:rStyle w:val="Textoennegrita"/>
                 <w:rFonts w:cstheme="minorHAnsi"/>
                 <w:color w:val="000000" w:themeColor="text1"/>
                 <w:sz w:val="20"/>
@@ -416,7 +416,7 @@
             </w:pPr>
             <w:r>
               <w:rPr>
-                <w:rStyle w:val="Fuerte"/>
+                <w:rStyle w:val="Textoennegrita"/>
                 <w:rFonts w:cstheme="minorHAnsi"/>
                 <w:b w:val="0"/>
                 <w:color w:val="363535"/>
@@ -428,7 +428,7 @@
             </w:r>
             <w:r>
               <w:rPr>
-                <w:rStyle w:val="Fuerte"/>
+                <w:rStyle w:val="Textoennegrita"/>
                 <w:rFonts w:cstheme="minorHAnsi"/>
                 <w:b w:val="0"/>
                 <w:color w:val="363535"/>
@@ -440,7 +440,7 @@
             </w:r>
             <w:r>
               <w:rPr>
-                <w:rStyle w:val="Fuerte"/>
+                <w:rStyle w:val="Textoennegrita"/>
                 <w:rFonts w:cstheme="minorHAnsi"/>
                 <w:b w:val="0"/>
                 <w:color w:val="363535"/>
@@ -452,7 +452,7 @@
             </w:r>
             <w:r>
               <w:rPr>
-                <w:rStyle w:val="Fuerte"/>
+                <w:rStyle w:val="Textoennegrita"/>
                 <w:rFonts w:cstheme="minorHAnsi"/>
                 <w:b w:val="0"/>
                 <w:color w:val="363535"/>
@@ -464,7 +464,7 @@
             </w:r>
             <w:r>
               <w:rPr>
-                <w:rStyle w:val="Fuerte"/>
+                <w:rStyle w:val="Textoennegrita"/>
                 <w:rFonts w:cstheme="minorHAnsi"/>
                 <w:b w:val="0"/>
                 <w:color w:val="363535"/>
@@ -476,7 +476,7 @@
             </w:r>
             <w:r>
               <w:rPr>
-                <w:rStyle w:val="Fuerte"/>
+                <w:rStyle w:val="Textoennegrita"/>
                 <w:rFonts w:cstheme="minorHAnsi"/>
                 <w:b w:val="0"/>
                 <w:color w:val="363535"/>
@@ -488,7 +488,7 @@
             </w:r>
             <w:r>
               <w:rPr>
-                <w:rStyle w:val="Fuerte"/>
+                <w:rStyle w:val="Textoennegrita"/>
                 <w:rFonts w:cstheme="minorHAnsi"/>
                 <w:b w:val="0"/>
                 <w:color w:val="363535"/>
@@ -500,7 +500,7 @@
             </w:r>
             <w:r>
               <w:rPr>
-                <w:rStyle w:val="Fuerte"/>
+                <w:rStyle w:val="Textoennegrita"/>
                 <w:rFonts w:cstheme="minorHAnsi"/>
                 <w:b w:val="0"/>
                 <w:color w:val="363535"/>
@@ -522,7 +522,7 @@
           <w:p>
             <w:pPr>
               <w:rPr>
-                <w:rStyle w:val="Fuerte"/>
+                <w:rStyle w:val="Textoennegrita"/>
                 <w:rFonts w:cstheme="minorHAnsi"/>
                 <w:color w:val="000000" w:themeColor="text1"/>
                 <w:sz w:val="20"/>
@@ -532,7 +532,7 @@
             </w:pPr>
             <w:r>
               <w:rPr>
-                <w:rStyle w:val="Fuerte"/>
+                <w:rStyle w:val="Textoennegrita"/>
                 <w:rFonts w:cstheme="minorHAnsi"/>
                 <w:color w:val="000000" w:themeColor="text1"/>
                 <w:sz w:val="20"/>
@@ -543,7 +543,7 @@
             </w:r>
             <w:r>
               <w:rPr>
-                <w:rStyle w:val="Fuerte"/>
+                <w:rStyle w:val="Textoennegrita"/>
                 <w:rFonts w:cstheme="minorHAnsi"/>
                 <w:color w:val="000000" w:themeColor="text1"/>
                 <w:sz w:val="20"/>
@@ -562,7 +562,7 @@
           <w:p>
             <w:pPr>
               <w:rPr>
-                <w:rStyle w:val="Fuerte"/>
+                <w:rStyle w:val="Textoennegrita"/>
                 <w:rFonts w:cstheme="minorHAnsi"/>
                 <w:b w:val="0"/>
                 <w:color w:val="363535"/>
@@ -573,7 +573,7 @@
             </w:pPr>
             <w:r>
               <w:rPr>
-                <w:rStyle w:val="Fuerte"/>
+                <w:rStyle w:val="Textoennegrita"/>
                 <w:rFonts w:cstheme="minorHAnsi"/>
                 <w:b w:val="0"/>
                 <w:color w:val="363535"/>
@@ -585,7 +585,7 @@
             </w:r>
             <w:r>
               <w:rPr>
-                <w:rStyle w:val="Fuerte"/>
+                <w:rStyle w:val="Textoennegrita"/>
                 <w:rFonts w:cstheme="minorHAnsi"/>
                 <w:b w:val="0"/>
                 <w:color w:val="363535"/>
@@ -597,7 +597,7 @@
             </w:r>
             <w:r>
               <w:rPr>
-                <w:rStyle w:val="Fuerte"/>
+                <w:rStyle w:val="Textoennegrita"/>
                 <w:rFonts w:cstheme="minorHAnsi"/>
                 <w:b w:val="0"/>
                 <w:color w:val="363535"/>
@@ -609,7 +609,7 @@
             </w:r>
             <w:r>
               <w:rPr>
-                <w:rStyle w:val="Fuerte"/>
+                <w:rStyle w:val="Textoennegrita"/>
                 <w:rFonts w:cstheme="minorHAnsi"/>
                 <w:b w:val="0"/>
                 <w:color w:val="363535"/>
@@ -621,7 +621,7 @@
             </w:r>
             <w:r>
               <w:rPr>
-                <w:rStyle w:val="Fuerte"/>
+                <w:rStyle w:val="Textoennegrita"/>
                 <w:rFonts w:cstheme="minorHAnsi"/>
                 <w:b w:val="0"/>
                 <w:color w:val="363535"/>
@@ -633,7 +633,7 @@
             </w:r>
             <w:r>
               <w:rPr>
-                <w:rStyle w:val="Fuerte"/>
+                <w:rStyle w:val="Textoennegrita"/>
                 <w:rFonts w:cstheme="minorHAnsi"/>
                 <w:b w:val="0"/>
                 <w:color w:val="363535"/>
@@ -645,7 +645,7 @@
             </w:r>
             <w:r>
               <w:rPr>
-                <w:rStyle w:val="Fuerte"/>
+                <w:rStyle w:val="Textoennegrita"/>
                 <w:rFonts w:cstheme="minorHAnsi"/>
                 <w:b w:val="0"/>
                 <w:color w:val="363535"/>
@@ -657,7 +657,7 @@
             </w:r>
             <w:r>
               <w:rPr>
-                <w:rStyle w:val="Fuerte"/>
+                <w:rStyle w:val="Textoennegrita"/>
                 <w:rFonts w:cstheme="minorHAnsi"/>
                 <w:b w:val="0"/>
                 <w:color w:val="363535"/>
@@ -669,7 +669,7 @@
             </w:r>
             <w:r>
               <w:rPr>
-                <w:rStyle w:val="Fuerte"/>
+                <w:rStyle w:val="Textoennegrita"/>
                 <w:rFonts w:cstheme="minorHAnsi"/>
                 <w:b w:val="0"/>
                 <w:color w:val="363535"/>
@@ -681,7 +681,7 @@
             </w:r>
             <w:r>
               <w:rPr>
-                <w:rStyle w:val="Fuerte"/>
+                <w:rStyle w:val="Textoennegrita"/>
                 <w:rFonts w:cstheme="minorHAnsi"/>
                 <w:b w:val="0"/>
                 <w:color w:val="363535"/>
@@ -703,7 +703,7 @@
           <w:p>
             <w:pPr>
               <w:rPr>
-                <w:rStyle w:val="Fuerte"/>
+                <w:rStyle w:val="Textoennegrita"/>
                 <w:rFonts w:cstheme="minorHAnsi"/>
                 <w:color w:val="000000" w:themeColor="text1"/>
                 <w:sz w:val="20"/>
@@ -713,7 +713,7 @@
             </w:pPr>
             <w:r>
               <w:rPr>
-                <w:rStyle w:val="Fuerte"/>
+                <w:rStyle w:val="Textoennegrita"/>
                 <w:rFonts w:cstheme="minorHAnsi"/>
                 <w:color w:val="000000" w:themeColor="text1"/>
                 <w:sz w:val="20"/>
@@ -732,7 +732,7 @@
           <w:p>
             <w:pPr>
               <w:rPr>
-                <w:rStyle w:val="Fuerte"/>
+                <w:rStyle w:val="Textoennegrita"/>
                 <w:rFonts w:cstheme="minorHAnsi"/>
                 <w:b w:val="0"/>
                 <w:color w:val="363535"/>
@@ -743,7 +743,7 @@
             </w:pPr>
             <w:r>
               <w:rPr>
-                <w:rStyle w:val="Fuerte"/>
+                <w:rStyle w:val="Textoennegrita"/>
                 <w:rFonts w:cstheme="minorHAnsi"/>
                 <w:b w:val="0"/>
                 <w:color w:val="363535"/>
@@ -755,7 +755,7 @@
             </w:r>
             <w:r>
               <w:rPr>
-                <w:rStyle w:val="Fuerte"/>
+                <w:rStyle w:val="Textoennegrita"/>
                 <w:rFonts w:cstheme="minorHAnsi"/>
                 <w:b w:val="0"/>
                 <w:color w:val="363535"/>
@@ -767,7 +767,7 @@
             </w:r>
             <w:r>
               <w:rPr>
-                <w:rStyle w:val="Fuerte"/>
+                <w:rStyle w:val="Textoennegrita"/>
                 <w:rFonts w:cstheme="minorHAnsi"/>
                 <w:b w:val="0"/>
                 <w:color w:val="363535"/>
@@ -779,7 +779,7 @@
             </w:r>
             <w:r>
               <w:rPr>
-                <w:rStyle w:val="Fuerte"/>
+                <w:rStyle w:val="Textoennegrita"/>
                 <w:rFonts w:cstheme="minorHAnsi"/>
                 <w:b w:val="0"/>
                 <w:color w:val="363535"/>
@@ -791,7 +791,7 @@
             </w:r>
             <w:r>
               <w:rPr>
-                <w:rStyle w:val="Fuerte"/>
+                <w:rStyle w:val="Textoennegrita"/>
                 <w:rFonts w:cstheme="minorHAnsi"/>
                 <w:b w:val="0"/>
                 <w:color w:val="363535"/>
@@ -803,7 +803,7 @@
             </w:r>
             <w:r>
               <w:rPr>
-                <w:rStyle w:val="Fuerte"/>
+                <w:rStyle w:val="Textoennegrita"/>
                 <w:rFonts w:cstheme="minorHAnsi"/>
                 <w:b w:val="0"/>
                 <w:color w:val="363535"/>
@@ -815,7 +815,7 @@
             </w:r>
             <w:r>
               <w:rPr>
-                <w:rStyle w:val="Fuerte"/>
+                <w:rStyle w:val="Textoennegrita"/>
                 <w:rFonts w:cstheme="minorHAnsi"/>
                 <w:b w:val="0"/>
                 <w:color w:val="363535"/>
@@ -827,7 +827,7 @@
             </w:r>
             <w:r>
               <w:rPr>
-                <w:rStyle w:val="Fuerte"/>
+                <w:rStyle w:val="Textoennegrita"/>
                 <w:rFonts w:cstheme="minorHAnsi"/>
                 <w:b w:val="0"/>
                 <w:color w:val="363535"/>
@@ -839,7 +839,7 @@
             </w:r>
             <w:r>
               <w:rPr>
-                <w:rStyle w:val="Fuerte"/>
+                <w:rStyle w:val="Textoennegrita"/>
                 <w:rFonts w:cstheme="minorHAnsi"/>
                 <w:b w:val="0"/>
                 <w:color w:val="363535"/>
@@ -851,7 +851,7 @@
             </w:r>
             <w:r>
               <w:rPr>
-                <w:rStyle w:val="Fuerte"/>
+                <w:rStyle w:val="Textoennegrita"/>
                 <w:rFonts w:cstheme="minorHAnsi"/>
                 <w:b w:val="0"/>
                 <w:color w:val="363535"/>
@@ -863,7 +863,7 @@
             </w:r>
             <w:r>
               <w:rPr>
-                <w:rStyle w:val="Fuerte"/>
+                <w:rStyle w:val="Textoennegrita"/>
                 <w:rFonts w:cstheme="minorHAnsi"/>
                 <w:b w:val="0"/>
                 <w:color w:val="363535"/>
@@ -885,7 +885,7 @@
           <w:p>
             <w:pPr>
               <w:rPr>
-                <w:rStyle w:val="Fuerte"/>
+                <w:rStyle w:val="Textoennegrita"/>
                 <w:rFonts w:cstheme="minorHAnsi"/>
                 <w:color w:val="000000" w:themeColor="text1"/>
                 <w:sz w:val="20"/>
@@ -895,7 +895,7 @@
             </w:pPr>
             <w:r>
               <w:rPr>
-                <w:rStyle w:val="Fuerte"/>
+                <w:rStyle w:val="Textoennegrita"/>
                 <w:rFonts w:cstheme="minorHAnsi"/>
                 <w:color w:val="000000" w:themeColor="text1"/>
                 <w:sz w:val="20"/>
@@ -906,7 +906,7 @@
             </w:r>
             <w:r>
               <w:rPr>
-                <w:rStyle w:val="Fuerte"/>
+                <w:rStyle w:val="Textoennegrita"/>
                 <w:rFonts w:cstheme="minorHAnsi"/>
                 <w:color w:val="000000" w:themeColor="text1"/>
                 <w:sz w:val="20"/>
@@ -917,7 +917,7 @@
             </w:r>
             <w:r>
               <w:rPr>
-                <w:rStyle w:val="Fuerte"/>
+                <w:rStyle w:val="Textoennegrita"/>
                 <w:rFonts w:cstheme="minorHAnsi"/>
                 <w:color w:val="000000" w:themeColor="text1"/>
                 <w:sz w:val="20"/>
@@ -928,7 +928,7 @@
             </w:r>
             <w:r>
               <w:rPr>
-                <w:rStyle w:val="Fuerte"/>
+                <w:rStyle w:val="Textoennegrita"/>
                 <w:rFonts w:cstheme="minorHAnsi"/>
                 <w:color w:val="000000" w:themeColor="text1"/>
                 <w:sz w:val="20"/>
@@ -939,7 +939,7 @@
             </w:r>
             <w:r>
               <w:rPr>
-                <w:rStyle w:val="Fuerte"/>
+                <w:rStyle w:val="Textoennegrita"/>
                 <w:rFonts w:cstheme="minorHAnsi"/>
                 <w:color w:val="000000" w:themeColor="text1"/>
                 <w:sz w:val="20"/>
@@ -950,7 +950,7 @@
             </w:r>
             <w:r>
               <w:rPr>
-                <w:rStyle w:val="Fuerte"/>
+                <w:rStyle w:val="Textoennegrita"/>
                 <w:rFonts w:cstheme="minorHAnsi"/>
                 <w:color w:val="000000" w:themeColor="text1"/>
                 <w:sz w:val="20"/>
@@ -969,7 +969,7 @@
           <w:p>
             <w:pPr>
               <w:rPr>
-                <w:rStyle w:val="Fuerte"/>
+                <w:rStyle w:val="Textoennegrita"/>
                 <w:rFonts w:cstheme="minorHAnsi"/>
                 <w:b w:val="0"/>
                 <w:color w:val="363535"/>
@@ -980,7 +980,7 @@
             </w:pPr>
             <w:r>
               <w:rPr>
-                <w:rStyle w:val="Fuerte"/>
+                <w:rStyle w:val="Textoennegrita"/>
                 <w:rFonts w:cstheme="minorHAnsi"/>
                 <w:b w:val="0"/>
                 <w:color w:val="363535"/>
@@ -992,7 +992,7 @@
             </w:r>
             <w:r>
               <w:rPr>
-                <w:rStyle w:val="Fuerte"/>
+                <w:rStyle w:val="Textoennegrita"/>
                 <w:rFonts w:cstheme="minorHAnsi"/>
                 <w:b w:val="0"/>
                 <w:color w:val="363535"/>
@@ -1014,7 +1014,7 @@
           <w:p>
             <w:pPr>
               <w:rPr>
-                <w:rStyle w:val="Fuerte"/>
+                <w:rStyle w:val="Textoennegrita"/>
                 <w:rFonts w:cstheme="minorHAnsi"/>
                 <w:color w:val="000000" w:themeColor="text1"/>
                 <w:sz w:val="20"/>
@@ -1024,7 +1024,7 @@
             </w:pPr>
             <w:r>
               <w:rPr>
-                <w:rStyle w:val="Fuerte"/>
+                <w:rStyle w:val="Textoennegrita"/>
                 <w:rFonts w:cstheme="minorHAnsi"/>
                 <w:color w:val="000000" w:themeColor="text1"/>
                 <w:sz w:val="20"/>
@@ -1035,7 +1035,7 @@
             </w:r>
             <w:r>
               <w:rPr>
-                <w:rStyle w:val="Fuerte"/>
+                <w:rStyle w:val="Textoennegrita"/>
                 <w:rFonts w:cstheme="minorHAnsi"/>
                 <w:color w:val="000000" w:themeColor="text1"/>
                 <w:sz w:val="20"/>
@@ -1046,7 +1046,7 @@
             </w:r>
             <w:r>
               <w:rPr>
-                <w:rStyle w:val="Fuerte"/>
+                <w:rStyle w:val="Textoennegrita"/>
                 <w:rFonts w:cstheme="minorHAnsi"/>
                 <w:color w:val="000000" w:themeColor="text1"/>
                 <w:sz w:val="20"/>
@@ -1065,7 +1065,7 @@
           <w:p>
             <w:pPr>
               <w:rPr>
-                <w:rStyle w:val="Fuerte"/>
+                <w:rStyle w:val="Textoennegrita"/>
                 <w:rFonts w:cstheme="minorHAnsi"/>
                 <w:b w:val="0"/>
                 <w:color w:val="363535"/>
@@ -1076,7 +1076,7 @@
             </w:pPr>
             <w:r>
               <w:rPr>
-                <w:rStyle w:val="Fuerte"/>
+                <w:rStyle w:val="Textoennegrita"/>
                 <w:rFonts w:cstheme="minorHAnsi"/>
                 <w:b w:val="0"/>
                 <w:color w:val="363535"/>
@@ -1088,7 +1088,7 @@
             </w:r>
             <w:r>
               <w:rPr>
-                <w:rStyle w:val="Fuerte"/>
+                <w:rStyle w:val="Textoennegrita"/>
                 <w:rFonts w:cstheme="minorHAnsi"/>
                 <w:b w:val="0"/>
                 <w:color w:val="363535"/>
@@ -1100,7 +1100,7 @@
             </w:r>
             <w:r>
               <w:rPr>
-                <w:rStyle w:val="Fuerte"/>
+                <w:rStyle w:val="Textoennegrita"/>
                 <w:rFonts w:cstheme="minorHAnsi"/>
                 <w:b w:val="0"/>
                 <w:color w:val="363535"/>
@@ -1112,7 +1112,7 @@
             </w:r>
             <w:r>
               <w:rPr>
-                <w:rStyle w:val="Fuerte"/>
+                <w:rStyle w:val="Textoennegrita"/>
                 <w:rFonts w:cstheme="minorHAnsi"/>
                 <w:b w:val="0"/>
                 <w:color w:val="363535"/>
@@ -1124,7 +1124,7 @@
             </w:r>
             <w:r>
               <w:rPr>
-                <w:rStyle w:val="Fuerte"/>
+                <w:rStyle w:val="Textoennegrita"/>
                 <w:rFonts w:cstheme="minorHAnsi"/>
                 <w:b w:val="0"/>
                 <w:color w:val="363535"/>
@@ -1136,7 +1136,7 @@
             </w:r>
             <w:r>
               <w:rPr>
-                <w:rStyle w:val="Fuerte"/>
+                <w:rStyle w:val="Textoennegrita"/>
                 <w:rFonts w:cstheme="minorHAnsi"/>
                 <w:b w:val="0"/>
                 <w:color w:val="363535"/>
@@ -1148,7 +1148,7 @@
             </w:r>
             <w:r>
               <w:rPr>
-                <w:rStyle w:val="Fuerte"/>
+                <w:rStyle w:val="Textoennegrita"/>
                 <w:rFonts w:cstheme="minorHAnsi"/>
                 <w:b w:val="0"/>
                 <w:color w:val="363535"/>
@@ -1160,7 +1160,7 @@
             </w:r>
             <w:r>
               <w:rPr>
-                <w:rStyle w:val="Fuerte"/>
+                <w:rStyle w:val="Textoennegrita"/>
                 <w:rFonts w:cstheme="minorHAnsi"/>
                 <w:b w:val="0"/>
                 <w:color w:val="363535"/>
@@ -1172,7 +1172,7 @@
             </w:r>
             <w:r>
               <w:rPr>
-                <w:rStyle w:val="Fuerte"/>
+                <w:rStyle w:val="Textoennegrita"/>
                 <w:rFonts w:cstheme="minorHAnsi"/>
                 <w:b w:val="0"/>
                 <w:color w:val="363535"/>
@@ -1184,7 +1184,7 @@
             </w:r>
             <w:r>
               <w:rPr>
-                <w:rStyle w:val="Fuerte"/>
+                <w:rStyle w:val="Textoennegrita"/>
                 <w:rFonts w:cstheme="minorHAnsi"/>
                 <w:b w:val="0"/>
                 <w:color w:val="363535"/>
@@ -1196,7 +1196,7 @@
             </w:r>
             <w:r>
               <w:rPr>
-                <w:rStyle w:val="Fuerte"/>
+                <w:rStyle w:val="Textoennegrita"/>
                 <w:rFonts w:cstheme="minorHAnsi"/>
                 <w:b w:val="0"/>
                 <w:color w:val="363535"/>
@@ -1208,7 +1208,7 @@
             </w:r>
             <w:r>
               <w:rPr>
-                <w:rStyle w:val="Fuerte"/>
+                <w:rStyle w:val="Textoennegrita"/>
                 <w:rFonts w:cstheme="minorHAnsi"/>
                 <w:b w:val="0"/>
                 <w:color w:val="363535"/>
@@ -1220,7 +1220,7 @@
             </w:r>
             <w:r>
               <w:rPr>
-                <w:rStyle w:val="Fuerte"/>
+                <w:rStyle w:val="Textoennegrita"/>
                 <w:rFonts w:cstheme="minorHAnsi"/>
                 <w:b w:val="0"/>
                 <w:color w:val="363535"/>
@@ -1232,7 +1232,7 @@
             </w:r>
             <w:r>
               <w:rPr>
-                <w:rStyle w:val="Fuerte"/>
+                <w:rStyle w:val="Textoennegrita"/>
                 <w:rFonts w:cstheme="minorHAnsi"/>
                 <w:b w:val="0"/>
                 <w:color w:val="363535"/>
@@ -1256,7 +1256,7 @@
             <w:pPr>
               <w:jc w:val="center"/>
               <w:rPr>
-                <w:rStyle w:val="Fuerte"/>
+                <w:rStyle w:val="Textoennegrita"/>
                 <w:rFonts w:cstheme="minorHAnsi"/>
                 <w:b w:val="0"/>
                 <w:color w:val="363535"/>
@@ -1314,7 +1314,7 @@
           <w:p>
             <w:pPr>
               <w:rPr>
-                <w:rStyle w:val="Fuerte"/>
+                <w:rStyle w:val="Textoennegrita"/>
                 <w:rFonts w:cstheme="minorHAnsi"/>
                 <w:b w:val="0"/>
                 <w:color w:val="363535"/>
@@ -1325,7 +1325,7 @@
             </w:pPr>
             <w:r>
               <w:rPr>
-                <w:rStyle w:val="Fuerte"/>
+                <w:rStyle w:val="Textoennegrita"/>
                 <w:rFonts w:cstheme="minorHAnsi"/>
                 <w:b w:val="0"/>
                 <w:color w:val="363535"/>
@@ -1337,7 +1337,7 @@
             </w:r>
             <w:r>
               <w:rPr>
-                <w:rStyle w:val="Fuerte"/>
+                <w:rStyle w:val="Textoennegrita"/>
                 <w:rFonts w:cstheme="minorHAnsi"/>
                 <w:b w:val="0"/>
                 <w:color w:val="363535"/>
@@ -1349,7 +1349,7 @@
             </w:r>
             <w:r>
               <w:rPr>
-                <w:rStyle w:val="Fuerte"/>
+                <w:rStyle w:val="Textoennegrita"/>
                 <w:rFonts w:cstheme="minorHAnsi"/>
                 <w:b w:val="0"/>
                 <w:color w:val="363535"/>
@@ -1361,7 +1361,7 @@
             </w:r>
             <w:r>
               <w:rPr>
-                <w:rStyle w:val="Fuerte"/>
+                <w:rStyle w:val="Textoennegrita"/>
                 <w:rFonts w:cstheme="minorHAnsi"/>
                 <w:b w:val="0"/>
                 <w:color w:val="363535"/>
@@ -1373,7 +1373,7 @@
             </w:r>
             <w:r>
               <w:rPr>
-                <w:rStyle w:val="Fuerte"/>
+                <w:rStyle w:val="Textoennegrita"/>
                 <w:rFonts w:cstheme="minorHAnsi"/>
                 <w:b w:val="0"/>
                 <w:color w:val="363535"/>
@@ -1387,7 +1387,7 @@
           <w:p>
             <w:pPr>
               <w:rPr>
-                <w:rStyle w:val="Fuerte"/>
+                <w:rStyle w:val="Textoennegrita"/>
                 <w:rFonts w:cstheme="minorHAnsi"/>
                 <w:b w:val="0"/>
                 <w:color w:val="363535"/>
@@ -1410,7 +1410,7 @@
             <w:pPr>
               <w:jc w:val="center"/>
               <w:rPr>
-                <w:rStyle w:val="Fuerte"/>
+                <w:rStyle w:val="Textoennegrita"/>
                 <w:rFonts w:cstheme="minorHAnsi"/>
                 <w:sz w:val="20"/>
                 <w:szCs w:val="20"/>
@@ -1419,7 +1419,7 @@
             </w:pPr>
             <w:r>
               <w:rPr>
-                <w:rStyle w:val="Fuerte"/>
+                <w:rStyle w:val="Textoennegrita"/>
                 <w:rFonts w:cstheme="minorHAnsi"/>
                 <w:sz w:val="20"/>
                 <w:szCs w:val="20"/>
@@ -1440,7 +1440,7 @@
           <w:p>
             <w:pPr>
               <w:rPr>
-                <w:rStyle w:val="Fuerte"/>
+                <w:rStyle w:val="Textoennegrita"/>
                 <w:rFonts w:cstheme="minorHAnsi"/>
                 <w:b w:val="0"/>
                 <w:color w:val="363535"/>
@@ -1451,7 +1451,7 @@
             </w:pPr>
             <w:r>
               <w:rPr>
-                <w:rStyle w:val="Fuerte"/>
+                <w:rStyle w:val="Textoennegrita"/>
                 <w:rFonts w:cstheme="minorHAnsi"/>
                 <w:b w:val="0"/>
                 <w:color w:val="363535"/>
@@ -1465,7 +1465,7 @@
           <w:p>
             <w:pPr>
               <w:rPr>
-                <w:rStyle w:val="Fuerte"/>
+                <w:rStyle w:val="Textoennegrita"/>
                 <w:rFonts w:cstheme="minorHAnsi"/>
                 <w:b w:val="0"/>
                 <w:color w:val="363535"/>
@@ -1488,7 +1488,7 @@
             <w:pPr>
               <w:jc w:val="center"/>
               <w:rPr>
-                <w:rStyle w:val="Fuerte"/>
+                <w:rStyle w:val="Textoennegrita"/>
                 <w:rFonts w:cstheme="minorHAnsi"/>
                 <w:b w:val="0"/>
                 <w:color w:val="363535"/>
@@ -1529,7 +1529,7 @@
             <w:pPr>
               <w:jc w:val="both"/>
               <w:rPr>
-                <w:rStyle w:val="Fuerte"/>
+                <w:rStyle w:val="Textoennegrita"/>
                 <w:rFonts w:cstheme="minorHAnsi"/>
                 <w:b w:val="0"/>
                 <w:color w:val="363535"/>
@@ -1540,7 +1540,7 @@
             </w:pPr>
             <w:r>
               <w:rPr>
-                <w:rStyle w:val="Fuerte"/>
+                <w:rStyle w:val="Textoennegrita"/>
                 <w:rFonts w:cstheme="minorHAnsi"/>
                 <w:b w:val="0"/>
                 <w:color w:val="363535"/>
@@ -1552,7 +1552,7 @@
             </w:r>
             <w:r>
               <w:rPr>
-                <w:rStyle w:val="Fuerte"/>
+                <w:rStyle w:val="Textoennegrita"/>
                 <w:rFonts w:cstheme="minorHAnsi"/>
                 <w:b w:val="0"/>
                 <w:color w:val="363535"/>
@@ -1564,7 +1564,7 @@
             </w:r>
             <w:r>
               <w:rPr>
-                <w:rStyle w:val="Fuerte"/>
+                <w:rStyle w:val="Textoennegrita"/>
                 <w:rFonts w:cstheme="minorHAnsi"/>
                 <w:b w:val="0"/>
                 <w:color w:val="363535"/>
@@ -1576,7 +1576,7 @@
             </w:r>
             <w:r>
               <w:rPr>
-                <w:rStyle w:val="Fuerte"/>
+                <w:rStyle w:val="Textoennegrita"/>
                 <w:rFonts w:cstheme="minorHAnsi"/>
                 <w:b w:val="0"/>
                 <w:color w:val="363535"/>
@@ -1588,7 +1588,7 @@
             </w:r>
             <w:r>
               <w:rPr>
-                <w:rStyle w:val="Fuerte"/>
+                <w:rStyle w:val="Textoennegrita"/>
                 <w:rFonts w:cstheme="minorHAnsi"/>
                 <w:b w:val="0"/>
                 <w:color w:val="363535"/>
@@ -1603,7 +1603,7 @@
             <w:pPr>
               <w:jc w:val="both"/>
               <w:rPr>
-                <w:rStyle w:val="Fuerte"/>
+                <w:rStyle w:val="Textoennegrita"/>
                 <w:rFonts w:cstheme="minorHAnsi"/>
                 <w:b w:val="0"/>
                 <w:color w:val="363535"/>
@@ -1614,7 +1614,7 @@
             </w:pPr>
             <w:r>
               <w:rPr>
-                <w:rStyle w:val="Fuerte"/>
+                <w:rStyle w:val="Textoennegrita"/>
                 <w:rFonts w:cstheme="minorHAnsi"/>
                 <w:b w:val="0"/>
                 <w:color w:val="363535"/>
@@ -1626,7 +1626,7 @@
             </w:r>
             <w:r>
               <w:rPr>
-                <w:rStyle w:val="Fuerte"/>
+                <w:rStyle w:val="Textoennegrita"/>
                 <w:rFonts w:cstheme="minorHAnsi"/>
                 <w:b w:val="0"/>
                 <w:color w:val="363535"/>
@@ -1638,7 +1638,7 @@
             </w:r>
             <w:r>
               <w:rPr>
-                <w:rStyle w:val="Fuerte"/>
+                <w:rStyle w:val="Textoennegrita"/>
                 <w:rFonts w:cstheme="minorHAnsi"/>
                 <w:b w:val="0"/>
                 <w:color w:val="363535"/>
@@ -1650,7 +1650,7 @@
             </w:r>
             <w:r>
               <w:rPr>
-                <w:rStyle w:val="Fuerte"/>
+                <w:rStyle w:val="Textoennegrita"/>
                 <w:rFonts w:cstheme="minorHAnsi"/>
                 <w:b w:val="0"/>
                 <w:color w:val="363535"/>
@@ -1662,7 +1662,7 @@
             </w:r>
             <w:r>
               <w:rPr>
-                <w:rStyle w:val="Fuerte"/>
+                <w:rStyle w:val="Textoennegrita"/>
                 <w:rFonts w:cstheme="minorHAnsi"/>
                 <w:b w:val="0"/>
                 <w:color w:val="363535"/>
@@ -1674,7 +1674,7 @@
             </w:r>
             <w:r>
               <w:rPr>
-                <w:rStyle w:val="Fuerte"/>
+                <w:rStyle w:val="Textoennegrita"/>
                 <w:rFonts w:cstheme="minorHAnsi"/>
                 <w:b w:val="0"/>
                 <w:color w:val="363535"/>
@@ -1686,7 +1686,7 @@
             </w:r>
             <w:r>
               <w:rPr>
-                <w:rStyle w:val="Fuerte"/>
+                <w:rStyle w:val="Textoennegrita"/>
                 <w:rFonts w:cstheme="minorHAnsi"/>
                 <w:b w:val="0"/>
                 <w:color w:val="363535"/>
@@ -1701,7 +1701,7 @@
             <w:pPr>
               <w:jc w:val="both"/>
               <w:rPr>
-                <w:rStyle w:val="Fuerte"/>
+                <w:rStyle w:val="Textoennegrita"/>
                 <w:rFonts w:cstheme="minorHAnsi"/>
                 <w:b w:val="0"/>
                 <w:color w:val="363535"/>
@@ -1715,7 +1715,7 @@
             <w:pPr>
               <w:jc w:val="both"/>
               <w:rPr>
-                <w:rStyle w:val="Fuerte"/>
+                <w:rStyle w:val="Textoennegrita"/>
                 <w:rFonts w:cstheme="minorHAnsi"/>
                 <w:b w:val="0"/>
                 <w:color w:val="363535"/>
@@ -1726,7 +1726,7 @@
             </w:pPr>
             <w:r>
               <w:rPr>
-                <w:rStyle w:val="Fuerte"/>
+                <w:rStyle w:val="Textoennegrita"/>
                 <w:rFonts w:cstheme="minorHAnsi"/>
                 <w:b w:val="0"/>
                 <w:color w:val="363535"/>
@@ -1738,7 +1738,7 @@
             </w:r>
             <w:r>
               <w:rPr>
-                <w:rStyle w:val="Fuerte"/>
+                <w:rStyle w:val="Textoennegrita"/>
                 <w:rFonts w:cstheme="minorHAnsi"/>
                 <w:b w:val="0"/>
                 <w:color w:val="363535"/>
@@ -1750,7 +1750,7 @@
             </w:r>
             <w:r>
               <w:rPr>
-                <w:rStyle w:val="Fuerte"/>
+                <w:rStyle w:val="Textoennegrita"/>
                 <w:rFonts w:cstheme="minorHAnsi"/>
                 <w:b w:val="0"/>
                 <w:color w:val="363535"/>
@@ -1762,7 +1762,7 @@
             </w:r>
             <w:r>
               <w:rPr>
-                <w:rStyle w:val="Fuerte"/>
+                <w:rStyle w:val="Textoennegrita"/>
                 <w:rFonts w:cstheme="minorHAnsi"/>
                 <w:b w:val="0"/>
                 <w:color w:val="363535"/>
@@ -1774,7 +1774,7 @@
             </w:r>
             <w:r>
               <w:rPr>
-                <w:rStyle w:val="Fuerte"/>
+                <w:rStyle w:val="Textoennegrita"/>
                 <w:rFonts w:cstheme="minorHAnsi"/>
                 <w:b w:val="0"/>
                 <w:color w:val="363535"/>
@@ -1786,7 +1786,7 @@
             </w:r>
             <w:r>
               <w:rPr>
-                <w:rStyle w:val="Fuerte"/>
+                <w:rStyle w:val="Textoennegrita"/>
                 <w:rFonts w:cstheme="minorHAnsi"/>
                 <w:b w:val="0"/>
                 <w:color w:val="363535"/>
@@ -1798,7 +1798,7 @@
             </w:r>
             <w:r>
               <w:rPr>
-                <w:rStyle w:val="Fuerte"/>
+                <w:rStyle w:val="Textoennegrita"/>
                 <w:rFonts w:cstheme="minorHAnsi"/>
                 <w:b w:val="0"/>
                 <w:color w:val="363535"/>
@@ -1810,7 +1810,7 @@
             </w:r>
             <w:r>
               <w:rPr>
-                <w:rStyle w:val="Fuerte"/>
+                <w:rStyle w:val="Textoennegrita"/>
                 <w:rFonts w:cstheme="minorHAnsi"/>
                 <w:b w:val="0"/>
                 <w:color w:val="363535"/>
@@ -1822,7 +1822,7 @@
             </w:r>
             <w:r>
               <w:rPr>
-                <w:rStyle w:val="Fuerte"/>
+                <w:rStyle w:val="Textoennegrita"/>
                 <w:rFonts w:cstheme="minorHAnsi"/>
                 <w:b w:val="0"/>
                 <w:color w:val="363535"/>
@@ -1834,7 +1834,7 @@
             </w:r>
             <w:r>
               <w:rPr>
-                <w:rStyle w:val="Fuerte"/>
+                <w:rStyle w:val="Textoennegrita"/>
                 <w:rFonts w:cstheme="minorHAnsi"/>
                 <w:b w:val="0"/>
                 <w:color w:val="363535"/>
@@ -1846,7 +1846,7 @@
             </w:r>
             <w:r>
               <w:rPr>
-                <w:rStyle w:val="Fuerte"/>
+                <w:rStyle w:val="Textoennegrita"/>
                 <w:rFonts w:cstheme="minorHAnsi"/>
                 <w:b w:val="0"/>
                 <w:color w:val="363535"/>
@@ -1858,7 +1858,7 @@
             </w:r>
             <w:r>
               <w:rPr>
-                <w:rStyle w:val="Fuerte"/>
+                <w:rStyle w:val="Textoennegrita"/>
                 <w:rFonts w:cstheme="minorHAnsi"/>
                 <w:b w:val="0"/>
                 <w:color w:val="363535"/>
@@ -1870,7 +1870,7 @@
             </w:r>
             <w:r>
               <w:rPr>
-                <w:rStyle w:val="Fuerte"/>
+                <w:rStyle w:val="Textoennegrita"/>
                 <w:rFonts w:cstheme="minorHAnsi"/>
                 <w:b w:val="0"/>
                 <w:color w:val="363535"/>
@@ -1882,7 +1882,7 @@
             </w:r>
             <w:r>
               <w:rPr>
-                <w:rStyle w:val="Fuerte"/>
+                <w:rStyle w:val="Textoennegrita"/>
                 <w:rFonts w:cstheme="minorHAnsi"/>
                 <w:b w:val="0"/>
                 <w:color w:val="363535"/>
@@ -1894,7 +1894,7 @@
             </w:r>
             <w:r>
               <w:rPr>
-                <w:rStyle w:val="Fuerte"/>
+                <w:rStyle w:val="Textoennegrita"/>
                 <w:rFonts w:cstheme="minorHAnsi"/>
                 <w:b w:val="0"/>
                 <w:color w:val="363535"/>
@@ -1906,7 +1906,7 @@
             </w:r>
             <w:r>
               <w:rPr>
-                <w:rStyle w:val="Fuerte"/>
+                <w:rStyle w:val="Textoennegrita"/>
                 <w:rFonts w:cstheme="minorHAnsi"/>
                 <w:b w:val="0"/>
                 <w:color w:val="363535"/>
@@ -1918,7 +1918,7 @@
             </w:r>
             <w:r>
               <w:rPr>
-                <w:rStyle w:val="Fuerte"/>
+                <w:rStyle w:val="Textoennegrita"/>
                 <w:rFonts w:cstheme="minorHAnsi"/>
                 <w:b w:val="0"/>
                 <w:color w:val="363535"/>
@@ -1930,7 +1930,7 @@
             </w:r>
             <w:r>
               <w:rPr>
-                <w:rStyle w:val="Fuerte"/>
+                <w:rStyle w:val="Textoennegrita"/>
                 <w:rFonts w:cstheme="minorHAnsi"/>
                 <w:b w:val="0"/>
                 <w:color w:val="363535"/>
@@ -1942,7 +1942,7 @@
             </w:r>
             <w:r>
               <w:rPr>
-                <w:rStyle w:val="Fuerte"/>
+                <w:rStyle w:val="Textoennegrita"/>
                 <w:rFonts w:cstheme="minorHAnsi"/>
                 <w:b w:val="0"/>
                 <w:color w:val="363535"/>
@@ -1954,7 +1954,7 @@
             </w:r>
             <w:r>
               <w:rPr>
-                <w:rStyle w:val="Fuerte"/>
+                <w:rStyle w:val="Textoennegrita"/>
                 <w:rFonts w:cstheme="minorHAnsi"/>
                 <w:b w:val="0"/>
                 <w:color w:val="363535"/>
@@ -1966,7 +1966,7 @@
             </w:r>
             <w:r>
               <w:rPr>
-                <w:rStyle w:val="Fuerte"/>
+                <w:rStyle w:val="Textoennegrita"/>
                 <w:rFonts w:cstheme="minorHAnsi"/>
                 <w:b w:val="0"/>
                 <w:color w:val="363535"/>
@@ -1978,7 +1978,7 @@
             </w:r>
             <w:r>
               <w:rPr>
-                <w:rStyle w:val="Fuerte"/>
+                <w:rStyle w:val="Textoennegrita"/>
                 <w:rFonts w:cstheme="minorHAnsi"/>
                 <w:b w:val="0"/>
                 <w:color w:val="363535"/>
@@ -1990,7 +1990,7 @@
             </w:r>
             <w:r>
               <w:rPr>
-                <w:rStyle w:val="Fuerte"/>
+                <w:rStyle w:val="Textoennegrita"/>
                 <w:rFonts w:cstheme="minorHAnsi"/>
                 <w:b w:val="0"/>
                 <w:color w:val="363535"/>
@@ -2002,7 +2002,7 @@
             </w:r>
             <w:r>
               <w:rPr>
-                <w:rStyle w:val="Fuerte"/>
+                <w:rStyle w:val="Textoennegrita"/>
                 <w:rFonts w:cstheme="minorHAnsi"/>
                 <w:b w:val="0"/>
                 <w:color w:val="363535"/>
@@ -2014,7 +2014,7 @@
             </w:r>
             <w:r>
               <w:rPr>
-                <w:rStyle w:val="Fuerte"/>
+                <w:rStyle w:val="Textoennegrita"/>
                 <w:rFonts w:cstheme="minorHAnsi"/>
                 <w:color w:val="363535"/>
                 <w:sz w:val="20"/>
@@ -2025,7 +2025,7 @@
             </w:r>
             <w:r>
               <w:rPr>
-                <w:rStyle w:val="Fuerte"/>
+                <w:rStyle w:val="Textoennegrita"/>
                 <w:rFonts w:cstheme="minorHAnsi"/>
                 <w:b w:val="0"/>
                 <w:color w:val="363535"/>
@@ -2037,7 +2037,7 @@
             </w:r>
             <w:r>
               <w:rPr>
-                <w:rStyle w:val="Fuerte"/>
+                <w:rStyle w:val="Textoennegrita"/>
                 <w:rFonts w:cstheme="minorHAnsi"/>
                 <w:b w:val="0"/>
                 <w:color w:val="363535"/>
@@ -2049,7 +2049,7 @@
             </w:r>
             <w:r>
               <w:rPr>
-                <w:rStyle w:val="Fuerte"/>
+                <w:rStyle w:val="Textoennegrita"/>
                 <w:rFonts w:cstheme="minorHAnsi"/>
                 <w:b w:val="0"/>
                 <w:color w:val="363535"/>
@@ -2061,7 +2061,7 @@
             </w:r>
             <w:r>
               <w:rPr>
-                <w:rStyle w:val="Fuerte"/>
+                <w:rStyle w:val="Textoennegrita"/>
                 <w:rFonts w:cstheme="minorHAnsi"/>
                 <w:b w:val="0"/>
                 <w:color w:val="363535"/>
@@ -2073,7 +2073,7 @@
             </w:r>
             <w:r>
               <w:rPr>
-                <w:rStyle w:val="Fuerte"/>
+                <w:rStyle w:val="Textoennegrita"/>
                 <w:rFonts w:cstheme="minorHAnsi"/>
                 <w:b w:val="0"/>
                 <w:color w:val="363535"/>
@@ -2085,7 +2085,7 @@
             </w:r>
             <w:r>
               <w:rPr>
-                <w:rStyle w:val="Fuerte"/>
+                <w:rStyle w:val="Textoennegrita"/>
                 <w:rFonts w:cstheme="minorHAnsi"/>
                 <w:b w:val="0"/>
                 <w:color w:val="363535"/>
@@ -2097,7 +2097,7 @@
             </w:r>
             <w:r>
               <w:rPr>
-                <w:rStyle w:val="Fuerte"/>
+                <w:rStyle w:val="Textoennegrita"/>
                 <w:rFonts w:cstheme="minorHAnsi"/>
                 <w:b w:val="0"/>
                 <w:color w:val="363535"/>
@@ -2111,7 +2111,7 @@
           <w:p>
             <w:pPr>
               <w:rPr>
-                <w:rStyle w:val="Fuerte"/>
+                <w:rStyle w:val="Textoennegrita"/>
                 <w:rFonts w:cstheme="minorHAnsi"/>
                 <w:b w:val="0"/>
                 <w:color w:val="363535"/>
@@ -2135,14 +2135,14 @@
             <w:pPr>
               <w:jc w:val="center"/>
               <w:rPr>
-                <w:rStyle w:val="Fuerte"/>
+                <w:rStyle w:val="Textoennegrita"/>
                 <w:sz w:val="20"/>
                 <w:szCs w:val="20"/>
               </w:rPr>
             </w:pPr>
             <w:r>
               <w:rPr>
-                <w:rStyle w:val="Fuerte"/>
+                <w:rStyle w:val="Textoennegrita"/>
                 <w:sz w:val="20"/>
                 <w:szCs w:val="20"/>
               </w:rPr>
@@ -2150,7 +2150,7 @@
             </w:r>
             <w:r>
               <w:rPr>
-                <w:rStyle w:val="Fuerte"/>
+                <w:rStyle w:val="Textoennegrita"/>
                 <w:sz w:val="20"/>
                 <w:szCs w:val="20"/>
               </w:rPr>
@@ -2158,7 +2158,7 @@
             </w:r>
             <w:r>
               <w:rPr>
-                <w:rStyle w:val="Fuerte"/>
+                <w:rStyle w:val="Textoennegrita"/>
                 <w:sz w:val="20"/>
                 <w:szCs w:val="20"/>
               </w:rPr>
@@ -2166,7 +2166,7 @@
             </w:r>
             <w:r>
               <w:rPr>
-                <w:rStyle w:val="Fuerte"/>
+                <w:rStyle w:val="Textoennegrita"/>
                 <w:sz w:val="20"/>
                 <w:szCs w:val="20"/>
               </w:rPr>
@@ -2186,7 +2186,7 @@
             <w:pPr>
               <w:jc w:val="both"/>
               <w:rPr>
-                <w:rStyle w:val="Fuerte"/>
+                <w:rStyle w:val="Textoennegrita"/>
                 <w:rFonts w:cstheme="minorHAnsi"/>
                 <w:b w:val="0"/>
                 <w:sz w:val="20"/>
@@ -2196,7 +2196,7 @@
             </w:pPr>
             <w:r>
               <w:rPr>
-                <w:rStyle w:val="Fuerte"/>
+                <w:rStyle w:val="Textoennegrita"/>
                 <w:rFonts w:cstheme="minorHAnsi"/>
                 <w:b w:val="0"/>
                 <w:sz w:val="20"/>
@@ -2207,7 +2207,7 @@
             </w:r>
             <w:r>
               <w:rPr>
-                <w:rStyle w:val="Fuerte"/>
+                <w:rStyle w:val="Textoennegrita"/>
                 <w:rFonts w:cstheme="minorHAnsi"/>
                 <w:b w:val="0"/>
                 <w:sz w:val="20"/>
@@ -2218,7 +2218,7 @@
             </w:r>
             <w:r>
               <w:rPr>
-                <w:rStyle w:val="Fuerte"/>
+                <w:rStyle w:val="Textoennegrita"/>
                 <w:rFonts w:cstheme="minorHAnsi"/>
                 <w:b w:val="0"/>
                 <w:sz w:val="20"/>
@@ -2229,7 +2229,7 @@
             </w:r>
             <w:r>
               <w:rPr>
-                <w:rStyle w:val="Fuerte"/>
+                <w:rStyle w:val="Textoennegrita"/>
                 <w:rFonts w:cstheme="minorHAnsi"/>
                 <w:b w:val="0"/>
                 <w:sz w:val="20"/>
@@ -2240,7 +2240,7 @@
             </w:r>
             <w:r>
               <w:rPr>
-                <w:rStyle w:val="Fuerte"/>
+                <w:rStyle w:val="Textoennegrita"/>
                 <w:rFonts w:cstheme="minorHAnsi"/>
                 <w:b w:val="0"/>
                 <w:sz w:val="20"/>
@@ -2251,7 +2251,7 @@
             </w:r>
             <w:r>
               <w:rPr>
-                <w:rStyle w:val="Fuerte"/>
+                <w:rStyle w:val="Textoennegrita"/>
                 <w:rFonts w:cstheme="minorHAnsi"/>
                 <w:b w:val="0"/>
                 <w:sz w:val="20"/>
@@ -2262,7 +2262,7 @@
             </w:r>
             <w:r>
               <w:rPr>
-                <w:rStyle w:val="Fuerte"/>
+                <w:rStyle w:val="Textoennegrita"/>
                 <w:rFonts w:cstheme="minorHAnsi"/>
                 <w:b w:val="0"/>
                 <w:sz w:val="20"/>
@@ -2273,7 +2273,7 @@
             </w:r>
             <w:r>
               <w:rPr>
-                <w:rStyle w:val="Fuerte"/>
+                <w:rStyle w:val="Textoennegrita"/>
                 <w:rFonts w:cstheme="minorHAnsi"/>
                 <w:b w:val="0"/>
                 <w:sz w:val="20"/>
@@ -2284,7 +2284,7 @@
             </w:r>
             <w:r>
               <w:rPr>
-                <w:rStyle w:val="Fuerte"/>
+                <w:rStyle w:val="Textoennegrita"/>
                 <w:rFonts w:cstheme="minorHAnsi"/>
                 <w:b w:val="0"/>
                 <w:sz w:val="20"/>
@@ -2295,7 +2295,7 @@
             </w:r>
             <w:r>
               <w:rPr>
-                <w:rStyle w:val="Fuerte"/>
+                <w:rStyle w:val="Textoennegrita"/>
                 <w:rFonts w:cstheme="minorHAnsi"/>
                 <w:b w:val="0"/>
                 <w:sz w:val="20"/>
@@ -2306,7 +2306,7 @@
             </w:r>
             <w:r>
               <w:rPr>
-                <w:rStyle w:val="Fuerte"/>
+                <w:rStyle w:val="Textoennegrita"/>
                 <w:rFonts w:cstheme="minorHAnsi"/>
                 <w:b w:val="0"/>
                 <w:sz w:val="20"/>
@@ -2317,7 +2317,7 @@
             </w:r>
             <w:r>
               <w:rPr>
-                <w:rStyle w:val="Fuerte"/>
+                <w:rStyle w:val="Textoennegrita"/>
                 <w:rFonts w:cstheme="minorHAnsi"/>
                 <w:b w:val="0"/>
                 <w:sz w:val="20"/>
@@ -2328,7 +2328,7 @@
             </w:r>
             <w:r>
               <w:rPr>
-                <w:rStyle w:val="Fuerte"/>
+                <w:rStyle w:val="Textoennegrita"/>
                 <w:rFonts w:cstheme="minorHAnsi"/>
                 <w:b w:val="0"/>
                 <w:sz w:val="20"/>
@@ -2339,7 +2339,7 @@
             </w:r>
             <w:r>
               <w:rPr>
-                <w:rStyle w:val="Fuerte"/>
+                <w:rStyle w:val="Textoennegrita"/>
                 <w:rFonts w:cstheme="minorHAnsi"/>
                 <w:b w:val="0"/>
                 <w:sz w:val="20"/>
@@ -2350,7 +2350,7 @@
             </w:r>
             <w:r>
               <w:rPr>
-                <w:rStyle w:val="Fuerte"/>
+                <w:rStyle w:val="Textoennegrita"/>
                 <w:rFonts w:cstheme="minorHAnsi"/>
                 <w:b w:val="0"/>
                 <w:sz w:val="20"/>
@@ -2361,7 +2361,7 @@
             </w:r>
             <w:r>
               <w:rPr>
-                <w:rStyle w:val="Fuerte"/>
+                <w:rStyle w:val="Textoennegrita"/>
                 <w:rFonts w:cstheme="minorHAnsi"/>
                 <w:b w:val="0"/>
                 <w:sz w:val="20"/>
@@ -2372,7 +2372,7 @@
             </w:r>
             <w:r>
               <w:rPr>
-                <w:rStyle w:val="Fuerte"/>
+                <w:rStyle w:val="Textoennegrita"/>
                 <w:rFonts w:cstheme="minorHAnsi"/>
                 <w:b w:val="0"/>
                 <w:sz w:val="20"/>
@@ -2383,7 +2383,7 @@
             </w:r>
             <w:r>
               <w:rPr>
-                <w:rStyle w:val="Fuerte"/>
+                <w:rStyle w:val="Textoennegrita"/>
                 <w:rFonts w:cstheme="minorHAnsi"/>
                 <w:b w:val="0"/>
                 <w:sz w:val="20"/>
@@ -2394,7 +2394,7 @@
             </w:r>
             <w:r>
               <w:rPr>
-                <w:rStyle w:val="Fuerte"/>
+                <w:rStyle w:val="Textoennegrita"/>
                 <w:rFonts w:cstheme="minorHAnsi"/>
                 <w:b w:val="0"/>
                 <w:sz w:val="20"/>
@@ -2405,7 +2405,7 @@
             </w:r>
             <w:r>
               <w:rPr>
-                <w:rStyle w:val="Fuerte"/>
+                <w:rStyle w:val="Textoennegrita"/>
                 <w:rFonts w:cstheme="minorHAnsi"/>
                 <w:b w:val="0"/>
                 <w:sz w:val="20"/>
@@ -2416,7 +2416,7 @@
             </w:r>
             <w:r>
               <w:rPr>
-                <w:rStyle w:val="Fuerte"/>
+                <w:rStyle w:val="Textoennegrita"/>
                 <w:rFonts w:cstheme="minorHAnsi"/>
                 <w:b w:val="0"/>
                 <w:sz w:val="20"/>
@@ -2427,7 +2427,7 @@
             </w:r>
             <w:r>
               <w:rPr>
-                <w:rStyle w:val="Fuerte"/>
+                <w:rStyle w:val="Textoennegrita"/>
                 <w:rFonts w:cstheme="minorHAnsi"/>
                 <w:b w:val="0"/>
                 <w:sz w:val="20"/>
@@ -2438,7 +2438,7 @@
             </w:r>
             <w:r>
               <w:rPr>
-                <w:rStyle w:val="Fuerte"/>
+                <w:rStyle w:val="Textoennegrita"/>
                 <w:rFonts w:cstheme="minorHAnsi"/>
                 <w:b w:val="0"/>
                 <w:sz w:val="20"/>
@@ -2451,7 +2451,7 @@
           <w:p>
             <w:pPr>
               <w:rPr>
-                <w:rStyle w:val="Fuerte"/>
+                <w:rStyle w:val="Textoennegrita"/>
                 <w:rFonts w:cstheme="minorHAnsi"/>
                 <w:b w:val="0"/>
                 <w:sz w:val="20"/>
@@ -2488,7 +2488,7 @@
                   <w:pPr>
                     <w:jc w:val="center"/>
                     <w:rPr>
-                      <w:rStyle w:val="Fuerte"/>
+                      <w:rStyle w:val="Textoennegrita"/>
                       <w:rFonts w:cstheme="minorHAnsi"/>
                       <w:sz w:val="20"/>
                       <w:szCs w:val="20"/>
@@ -2497,7 +2497,7 @@
                   </w:pPr>
                   <w:r>
                     <w:rPr>
-                      <w:rStyle w:val="Fuerte"/>
+                      <w:rStyle w:val="Textoennegrita"/>
                       <w:rFonts w:cstheme="minorHAnsi"/>
                       <w:sz w:val="20"/>
                       <w:szCs w:val="20"/>
@@ -2507,7 +2507,7 @@
                   </w:r>
                   <w:r>
                     <w:rPr>
-                      <w:rStyle w:val="Fuerte"/>
+                      <w:rStyle w:val="Textoennegrita"/>
                       <w:rFonts w:cstheme="minorHAnsi"/>
                       <w:sz w:val="20"/>
                       <w:szCs w:val="20"/>
@@ -2520,7 +2520,7 @@
                   <w:pPr>
                     <w:jc w:val="center"/>
                     <w:rPr>
-                      <w:rStyle w:val="Fuerte"/>
+                      <w:rStyle w:val="Textoennegrita"/>
                       <w:rFonts w:cstheme="minorHAnsi"/>
                       <w:sz w:val="20"/>
                       <w:szCs w:val="20"/>
@@ -2529,7 +2529,7 @@
                   </w:pPr>
                   <w:r>
                     <w:rPr>
-                      <w:rStyle w:val="Fuerte"/>
+                      <w:rStyle w:val="Textoennegrita"/>
                       <w:rFonts w:cstheme="minorHAnsi"/>
                       <w:sz w:val="20"/>
                       <w:szCs w:val="20"/>
@@ -2549,7 +2549,7 @@
                   <w:pPr>
                     <w:jc w:val="center"/>
                     <w:rPr>
-                      <w:rStyle w:val="Fuerte"/>
+                      <w:rStyle w:val="Textoennegrita"/>
                       <w:rFonts w:cstheme="minorHAnsi"/>
                       <w:sz w:val="20"/>
                       <w:szCs w:val="20"/>
@@ -2558,7 +2558,7 @@
                   </w:pPr>
                   <w:r>
                     <w:rPr>
-                      <w:rStyle w:val="Fuerte"/>
+                      <w:rStyle w:val="Textoennegrita"/>
                       <w:rFonts w:cstheme="minorHAnsi"/>
                       <w:sz w:val="20"/>
                       <w:szCs w:val="20"/>
@@ -2568,7 +2568,7 @@
                   </w:r>
                   <w:r>
                     <w:rPr>
-                      <w:rStyle w:val="Fuerte"/>
+                      <w:rStyle w:val="Textoennegrita"/>
                       <w:rFonts w:cstheme="minorHAnsi"/>
                       <w:sz w:val="20"/>
                       <w:szCs w:val="20"/>
@@ -2578,7 +2578,7 @@
                   </w:r>
                   <w:r>
                     <w:rPr>
-                      <w:rStyle w:val="Fuerte"/>
+                      <w:rStyle w:val="Textoennegrita"/>
                       <w:rFonts w:cstheme="minorHAnsi"/>
                       <w:sz w:val="20"/>
                       <w:szCs w:val="20"/>
@@ -2598,7 +2598,7 @@
                   <w:pPr>
                     <w:jc w:val="center"/>
                     <w:rPr>
-                      <w:rStyle w:val="Fuerte"/>
+                      <w:rStyle w:val="Textoennegrita"/>
                       <w:rFonts w:cstheme="minorHAnsi"/>
                       <w:sz w:val="20"/>
                       <w:szCs w:val="20"/>
@@ -2607,7 +2607,7 @@
                   </w:pPr>
                   <w:r>
                     <w:rPr>
-                      <w:rStyle w:val="Fuerte"/>
+                      <w:rStyle w:val="Textoennegrita"/>
                       <w:rFonts w:cstheme="minorHAnsi"/>
                       <w:sz w:val="20"/>
                       <w:szCs w:val="20"/>
@@ -2617,7 +2617,7 @@
                   </w:r>
                   <w:r>
                     <w:rPr>
-                      <w:rStyle w:val="Fuerte"/>
+                      <w:rStyle w:val="Textoennegrita"/>
                       <w:rFonts w:cstheme="minorHAnsi"/>
                       <w:sz w:val="20"/>
                       <w:szCs w:val="20"/>
@@ -2637,7 +2637,7 @@
                   <w:pPr>
                     <w:jc w:val="center"/>
                     <w:rPr>
-                      <w:rStyle w:val="Fuerte"/>
+                      <w:rStyle w:val="Textoennegrita"/>
                       <w:rFonts w:cstheme="minorHAnsi"/>
                       <w:sz w:val="20"/>
                       <w:szCs w:val="20"/>
@@ -2646,7 +2646,7 @@
                   </w:pPr>
                   <w:r>
                     <w:rPr>
-                      <w:rStyle w:val="Fuerte"/>
+                      <w:rStyle w:val="Textoennegrita"/>
                       <w:rFonts w:cstheme="minorHAnsi"/>
                       <w:sz w:val="20"/>
                       <w:szCs w:val="20"/>
@@ -2669,7 +2669,7 @@
                   <w:pPr>
                     <w:jc w:val="center"/>
                     <w:rPr>
-                      <w:rStyle w:val="Fuerte"/>
+                      <w:rStyle w:val="Textoennegrita"/>
                       <w:rFonts w:cstheme="minorHAnsi"/>
                       <w:b w:val="0"/>
                       <w:sz w:val="20"/>
@@ -2679,7 +2679,7 @@
                   </w:pPr>
                   <w:r>
                     <w:rPr>
-                      <w:rStyle w:val="Fuerte"/>
+                      <w:rStyle w:val="Textoennegrita"/>
                       <w:rFonts w:cstheme="minorHAnsi"/>
                       <w:b w:val="0"/>
                       <w:sz w:val="20"/>
@@ -2697,7 +2697,7 @@
                 <w:p>
                   <w:pPr>
                     <w:rPr>
-                      <w:rStyle w:val="Fuerte"/>
+                      <w:rStyle w:val="Textoennegrita"/>
                       <w:rFonts w:cstheme="minorHAnsi"/>
                       <w:b w:val="0"/>
                       <w:sz w:val="20"/>
@@ -2714,7 +2714,7 @@
                 <w:p>
                   <w:pPr>
                     <w:rPr>
-                      <w:rStyle w:val="Fuerte"/>
+                      <w:rStyle w:val="Textoennegrita"/>
                       <w:rFonts w:cstheme="minorHAnsi"/>
                       <w:b w:val="0"/>
                       <w:sz w:val="20"/>
@@ -2731,7 +2731,7 @@
                 <w:p>
                   <w:pPr>
                     <w:rPr>
-                      <w:rStyle w:val="Fuerte"/>
+                      <w:rStyle w:val="Textoennegrita"/>
                       <w:rFonts w:cstheme="minorHAnsi"/>
                       <w:b w:val="0"/>
                       <w:sz w:val="20"/>
@@ -2754,7 +2754,7 @@
                   <w:pPr>
                     <w:jc w:val="center"/>
                     <w:rPr>
-                      <w:rStyle w:val="Fuerte"/>
+                      <w:rStyle w:val="Textoennegrita"/>
                       <w:rFonts w:cstheme="minorHAnsi"/>
                       <w:b w:val="0"/>
                       <w:sz w:val="20"/>
@@ -2764,7 +2764,7 @@
                   </w:pPr>
                   <w:r>
                     <w:rPr>
-                      <w:rStyle w:val="Fuerte"/>
+                      <w:rStyle w:val="Textoennegrita"/>
                       <w:rFonts w:cstheme="minorHAnsi"/>
                       <w:b w:val="0"/>
                       <w:sz w:val="20"/>
@@ -2782,7 +2782,7 @@
                 <w:p>
                   <w:pPr>
                     <w:rPr>
-                      <w:rStyle w:val="Fuerte"/>
+                      <w:rStyle w:val="Textoennegrita"/>
                       <w:rFonts w:cstheme="minorHAnsi"/>
                       <w:b w:val="0"/>
                       <w:sz w:val="20"/>
@@ -2799,7 +2799,7 @@
                 <w:p>
                   <w:pPr>
                     <w:rPr>
-                      <w:rStyle w:val="Fuerte"/>
+                      <w:rStyle w:val="Textoennegrita"/>
                       <w:rFonts w:cstheme="minorHAnsi"/>
                       <w:b w:val="0"/>
                       <w:sz w:val="20"/>
@@ -2816,7 +2816,7 @@
                 <w:p>
                   <w:pPr>
                     <w:rPr>
-                      <w:rStyle w:val="Fuerte"/>
+                      <w:rStyle w:val="Textoennegrita"/>
                       <w:rFonts w:cstheme="minorHAnsi"/>
                       <w:b w:val="0"/>
                       <w:sz w:val="20"/>
@@ -2839,7 +2839,7 @@
                   <w:pPr>
                     <w:jc w:val="center"/>
                     <w:rPr>
-                      <w:rStyle w:val="Fuerte"/>
+                      <w:rStyle w:val="Textoennegrita"/>
                       <w:rFonts w:cstheme="minorHAnsi"/>
                       <w:b w:val="0"/>
                       <w:sz w:val="20"/>
@@ -2849,7 +2849,7 @@
                   </w:pPr>
                   <w:r>
                     <w:rPr>
-                      <w:rStyle w:val="Fuerte"/>
+                      <w:rStyle w:val="Textoennegrita"/>
                       <w:rFonts w:cstheme="minorHAnsi"/>
                       <w:b w:val="0"/>
                       <w:sz w:val="20"/>
@@ -2867,7 +2867,7 @@
                 <w:p>
                   <w:pPr>
                     <w:rPr>
-                      <w:rStyle w:val="Fuerte"/>
+                      <w:rStyle w:val="Textoennegrita"/>
                       <w:rFonts w:cstheme="minorHAnsi"/>
                       <w:b w:val="0"/>
                       <w:sz w:val="20"/>
@@ -2884,7 +2884,7 @@
                 <w:p>
                   <w:pPr>
                     <w:rPr>
-                      <w:rStyle w:val="Fuerte"/>
+                      <w:rStyle w:val="Textoennegrita"/>
                       <w:rFonts w:cstheme="minorHAnsi"/>
                       <w:b w:val="0"/>
                       <w:sz w:val="20"/>
@@ -2901,7 +2901,7 @@
                 <w:p>
                   <w:pPr>
                     <w:rPr>
-                      <w:rStyle w:val="Fuerte"/>
+                      <w:rStyle w:val="Textoennegrita"/>
                       <w:rFonts w:cstheme="minorHAnsi"/>
                       <w:b w:val="0"/>
                       <w:sz w:val="20"/>
@@ -2924,7 +2924,7 @@
                   <w:pPr>
                     <w:jc w:val="center"/>
                     <w:rPr>
-                      <w:rStyle w:val="Fuerte"/>
+                      <w:rStyle w:val="Textoennegrita"/>
                       <w:rFonts w:cstheme="minorHAnsi"/>
                       <w:b w:val="0"/>
                       <w:sz w:val="20"/>
@@ -2934,7 +2934,7 @@
                   </w:pPr>
                   <w:r>
                     <w:rPr>
-                      <w:rStyle w:val="Fuerte"/>
+                      <w:rStyle w:val="Textoennegrita"/>
                       <w:rFonts w:cstheme="minorHAnsi"/>
                       <w:b w:val="0"/>
                       <w:sz w:val="20"/>
@@ -2952,7 +2952,7 @@
                 <w:p>
                   <w:pPr>
                     <w:rPr>
-                      <w:rStyle w:val="Fuerte"/>
+                      <w:rStyle w:val="Textoennegrita"/>
                       <w:rFonts w:cstheme="minorHAnsi"/>
                       <w:b w:val="0"/>
                       <w:sz w:val="20"/>
@@ -2969,7 +2969,7 @@
                 <w:p>
                   <w:pPr>
                     <w:rPr>
-                      <w:rStyle w:val="Fuerte"/>
+                      <w:rStyle w:val="Textoennegrita"/>
                       <w:rFonts w:cstheme="minorHAnsi"/>
                       <w:b w:val="0"/>
                       <w:sz w:val="20"/>
@@ -2986,7 +2986,7 @@
                 <w:p>
                   <w:pPr>
                     <w:rPr>
-                      <w:rStyle w:val="Fuerte"/>
+                      <w:rStyle w:val="Textoennegrita"/>
                       <w:rFonts w:cstheme="minorHAnsi"/>
                       <w:b w:val="0"/>
                       <w:sz w:val="20"/>
@@ -3009,7 +3009,7 @@
                   <w:pPr>
                     <w:jc w:val="center"/>
                     <w:rPr>
-                      <w:rStyle w:val="Fuerte"/>
+                      <w:rStyle w:val="Textoennegrita"/>
                       <w:rFonts w:cstheme="minorHAnsi"/>
                       <w:b w:val="0"/>
                       <w:sz w:val="20"/>
@@ -3026,7 +3026,7 @@
                 <w:p>
                   <w:pPr>
                     <w:rPr>
-                      <w:rStyle w:val="Fuerte"/>
+                      <w:rStyle w:val="Textoennegrita"/>
                       <w:rFonts w:cstheme="minorHAnsi"/>
                       <w:b w:val="0"/>
                       <w:sz w:val="20"/>
@@ -3043,7 +3043,7 @@
                 <w:p>
                   <w:pPr>
                     <w:rPr>
-                      <w:rStyle w:val="Fuerte"/>
+                      <w:rStyle w:val="Textoennegrita"/>
                       <w:rFonts w:cstheme="minorHAnsi"/>
                       <w:b w:val="0"/>
                       <w:sz w:val="20"/>
@@ -3060,7 +3060,7 @@
                 <w:p>
                   <w:pPr>
                     <w:rPr>
-                      <w:rStyle w:val="Fuerte"/>
+                      <w:rStyle w:val="Textoennegrita"/>
                       <w:rFonts w:cstheme="minorHAnsi"/>
                       <w:b w:val="0"/>
                       <w:sz w:val="20"/>
@@ -3083,7 +3083,7 @@
                   <w:pPr>
                     <w:jc w:val="center"/>
                     <w:rPr>
-                      <w:rStyle w:val="Fuerte"/>
+                      <w:rStyle w:val="Textoennegrita"/>
                       <w:rFonts w:cstheme="minorHAnsi"/>
                       <w:b w:val="0"/>
                       <w:sz w:val="20"/>
@@ -3100,7 +3100,7 @@
                 <w:p>
                   <w:pPr>
                     <w:rPr>
-                      <w:rStyle w:val="Fuerte"/>
+                      <w:rStyle w:val="Textoennegrita"/>
                       <w:rFonts w:cstheme="minorHAnsi"/>
                       <w:b w:val="0"/>
                       <w:sz w:val="20"/>
@@ -3117,7 +3117,7 @@
                 <w:p>
                   <w:pPr>
                     <w:rPr>
-                      <w:rStyle w:val="Fuerte"/>
+                      <w:rStyle w:val="Textoennegrita"/>
                       <w:rFonts w:cstheme="minorHAnsi"/>
                       <w:b w:val="0"/>
                       <w:sz w:val="20"/>
@@ -3134,7 +3134,7 @@
                 <w:p>
                   <w:pPr>
                     <w:rPr>
-                      <w:rStyle w:val="Fuerte"/>
+                      <w:rStyle w:val="Textoennegrita"/>
                       <w:rFonts w:cstheme="minorHAnsi"/>
                       <w:b w:val="0"/>
                       <w:sz w:val="20"/>
@@ -3157,7 +3157,7 @@
                   <w:pPr>
                     <w:jc w:val="center"/>
                     <w:rPr>
-                      <w:rStyle w:val="Fuerte"/>
+                      <w:rStyle w:val="Textoennegrita"/>
                       <w:rFonts w:cstheme="minorHAnsi"/>
                       <w:b w:val="0"/>
                       <w:sz w:val="20"/>
@@ -3174,7 +3174,7 @@
                 <w:p>
                   <w:pPr>
                     <w:rPr>
-                      <w:rStyle w:val="Fuerte"/>
+                      <w:rStyle w:val="Textoennegrita"/>
                       <w:rFonts w:cstheme="minorHAnsi"/>
                       <w:b w:val="0"/>
                       <w:sz w:val="20"/>
@@ -3191,7 +3191,7 @@
                 <w:p>
                   <w:pPr>
                     <w:rPr>
-                      <w:rStyle w:val="Fuerte"/>
+                      <w:rStyle w:val="Textoennegrita"/>
                       <w:rFonts w:cstheme="minorHAnsi"/>
                       <w:b w:val="0"/>
                       <w:sz w:val="20"/>
@@ -3208,7 +3208,7 @@
                 <w:p>
                   <w:pPr>
                     <w:rPr>
-                      <w:rStyle w:val="Fuerte"/>
+                      <w:rStyle w:val="Textoennegrita"/>
                       <w:rFonts w:cstheme="minorHAnsi"/>
                       <w:b w:val="0"/>
                       <w:sz w:val="20"/>
@@ -3231,7 +3231,7 @@
                   <w:pPr>
                     <w:jc w:val="center"/>
                     <w:rPr>
-                      <w:rStyle w:val="Fuerte"/>
+                      <w:rStyle w:val="Textoennegrita"/>
                       <w:rFonts w:cstheme="minorHAnsi"/>
                       <w:b w:val="0"/>
                       <w:sz w:val="20"/>
@@ -3248,7 +3248,7 @@
                 <w:p>
                   <w:pPr>
                     <w:rPr>
-                      <w:rStyle w:val="Fuerte"/>
+                      <w:rStyle w:val="Textoennegrita"/>
                       <w:rFonts w:cstheme="minorHAnsi"/>
                       <w:b w:val="0"/>
                       <w:sz w:val="20"/>
@@ -3265,7 +3265,7 @@
                 <w:p>
                   <w:pPr>
                     <w:rPr>
-                      <w:rStyle w:val="Fuerte"/>
+                      <w:rStyle w:val="Textoennegrita"/>
                       <w:rFonts w:cstheme="minorHAnsi"/>
                       <w:b w:val="0"/>
                       <w:sz w:val="20"/>
@@ -3282,7 +3282,7 @@
                 <w:p>
                   <w:pPr>
                     <w:rPr>
-                      <w:rStyle w:val="Fuerte"/>
+                      <w:rStyle w:val="Textoennegrita"/>
                       <w:rFonts w:cstheme="minorHAnsi"/>
                       <w:b w:val="0"/>
                       <w:sz w:val="20"/>
@@ -3305,7 +3305,7 @@
                   <w:pPr>
                     <w:jc w:val="center"/>
                     <w:rPr>
-                      <w:rStyle w:val="Fuerte"/>
+                      <w:rStyle w:val="Textoennegrita"/>
                       <w:rFonts w:cstheme="minorHAnsi"/>
                       <w:b w:val="0"/>
                       <w:sz w:val="20"/>
@@ -3322,7 +3322,7 @@
                 <w:p>
                   <w:pPr>
                     <w:rPr>
-                      <w:rStyle w:val="Fuerte"/>
+                      <w:rStyle w:val="Textoennegrita"/>
                       <w:rFonts w:cstheme="minorHAnsi"/>
                       <w:b w:val="0"/>
                       <w:sz w:val="20"/>
@@ -3339,7 +3339,7 @@
                 <w:p>
                   <w:pPr>
                     <w:rPr>
-                      <w:rStyle w:val="Fuerte"/>
+                      <w:rStyle w:val="Textoennegrita"/>
                       <w:rFonts w:cstheme="minorHAnsi"/>
                       <w:b w:val="0"/>
                       <w:sz w:val="20"/>
@@ -3356,7 +3356,7 @@
                 <w:p>
                   <w:pPr>
                     <w:rPr>
-                      <w:rStyle w:val="Fuerte"/>
+                      <w:rStyle w:val="Textoennegrita"/>
                       <w:rFonts w:cstheme="minorHAnsi"/>
                       <w:b w:val="0"/>
                       <w:sz w:val="20"/>
@@ -3379,7 +3379,7 @@
                   <w:pPr>
                     <w:jc w:val="center"/>
                     <w:rPr>
-                      <w:rStyle w:val="Fuerte"/>
+                      <w:rStyle w:val="Textoennegrita"/>
                       <w:rFonts w:cstheme="minorHAnsi"/>
                       <w:b w:val="0"/>
                       <w:sz w:val="20"/>
@@ -3396,7 +3396,7 @@
                 <w:p>
                   <w:pPr>
                     <w:rPr>
-                      <w:rStyle w:val="Fuerte"/>
+                      <w:rStyle w:val="Textoennegrita"/>
                       <w:rFonts w:cstheme="minorHAnsi"/>
                       <w:b w:val="0"/>
                       <w:sz w:val="20"/>
@@ -3413,7 +3413,7 @@
                 <w:p>
                   <w:pPr>
                     <w:rPr>
-                      <w:rStyle w:val="Fuerte"/>
+                      <w:rStyle w:val="Textoennegrita"/>
                       <w:rFonts w:cstheme="minorHAnsi"/>
                       <w:b w:val="0"/>
                       <w:sz w:val="20"/>
@@ -3430,7 +3430,7 @@
                 <w:p>
                   <w:pPr>
                     <w:rPr>
-                      <w:rStyle w:val="Fuerte"/>
+                      <w:rStyle w:val="Textoennegrita"/>
                       <w:rFonts w:cstheme="minorHAnsi"/>
                       <w:b w:val="0"/>
                       <w:sz w:val="20"/>
@@ -3453,7 +3453,7 @@
                   <w:pPr>
                     <w:jc w:val="center"/>
                     <w:rPr>
-                      <w:rStyle w:val="Fuerte"/>
+                      <w:rStyle w:val="Textoennegrita"/>
                       <w:rFonts w:cstheme="minorHAnsi"/>
                       <w:b w:val="0"/>
                       <w:sz w:val="20"/>
@@ -3470,7 +3470,7 @@
                 <w:p>
                   <w:pPr>
                     <w:rPr>
-                      <w:rStyle w:val="Fuerte"/>
+                      <w:rStyle w:val="Textoennegrita"/>
                       <w:rFonts w:cstheme="minorHAnsi"/>
                       <w:b w:val="0"/>
                       <w:sz w:val="20"/>
@@ -3487,7 +3487,7 @@
                 <w:p>
                   <w:pPr>
                     <w:rPr>
-                      <w:rStyle w:val="Fuerte"/>
+                      <w:rStyle w:val="Textoennegrita"/>
                       <w:rFonts w:cstheme="minorHAnsi"/>
                       <w:b w:val="0"/>
                       <w:sz w:val="20"/>
@@ -3504,7 +3504,7 @@
                 <w:p>
                   <w:pPr>
                     <w:rPr>
-                      <w:rStyle w:val="Fuerte"/>
+                      <w:rStyle w:val="Textoennegrita"/>
                       <w:rFonts w:cstheme="minorHAnsi"/>
                       <w:b w:val="0"/>
                       <w:sz w:val="20"/>
@@ -3527,7 +3527,7 @@
                   <w:pPr>
                     <w:jc w:val="center"/>
                     <w:rPr>
-                      <w:rStyle w:val="Fuerte"/>
+                      <w:rStyle w:val="Textoennegrita"/>
                       <w:rFonts w:cstheme="minorHAnsi"/>
                       <w:b w:val="0"/>
                       <w:sz w:val="20"/>
@@ -3544,7 +3544,7 @@
                 <w:p>
                   <w:pPr>
                     <w:rPr>
-                      <w:rStyle w:val="Fuerte"/>
+                      <w:rStyle w:val="Textoennegrita"/>
                       <w:rFonts w:cstheme="minorHAnsi"/>
                       <w:b w:val="0"/>
                       <w:sz w:val="20"/>
@@ -3561,7 +3561,7 @@
                 <w:p>
                   <w:pPr>
                     <w:rPr>
-                      <w:rStyle w:val="Fuerte"/>
+                      <w:rStyle w:val="Textoennegrita"/>
                       <w:rFonts w:cstheme="minorHAnsi"/>
                       <w:b w:val="0"/>
                       <w:sz w:val="20"/>
@@ -3578,7 +3578,7 @@
                 <w:p>
                   <w:pPr>
                     <w:rPr>
-                      <w:rStyle w:val="Fuerte"/>
+                      <w:rStyle w:val="Textoennegrita"/>
                       <w:rFonts w:cstheme="minorHAnsi"/>
                       <w:b w:val="0"/>
                       <w:sz w:val="20"/>
@@ -3601,7 +3601,7 @@
                   <w:pPr>
                     <w:jc w:val="center"/>
                     <w:rPr>
-                      <w:rStyle w:val="Fuerte"/>
+                      <w:rStyle w:val="Textoennegrita"/>
                       <w:rFonts w:cstheme="minorHAnsi"/>
                       <w:b w:val="0"/>
                       <w:sz w:val="20"/>
@@ -3618,7 +3618,7 @@
                 <w:p>
                   <w:pPr>
                     <w:rPr>
-                      <w:rStyle w:val="Fuerte"/>
+                      <w:rStyle w:val="Textoennegrita"/>
                       <w:rFonts w:cstheme="minorHAnsi"/>
                       <w:b w:val="0"/>
                       <w:sz w:val="20"/>
@@ -3635,7 +3635,7 @@
                 <w:p>
                   <w:pPr>
                     <w:rPr>
-                      <w:rStyle w:val="Fuerte"/>
+                      <w:rStyle w:val="Textoennegrita"/>
                       <w:rFonts w:cstheme="minorHAnsi"/>
                       <w:b w:val="0"/>
                       <w:sz w:val="20"/>
@@ -3652,7 +3652,7 @@
                 <w:p>
                   <w:pPr>
                     <w:rPr>
-                      <w:rStyle w:val="Fuerte"/>
+                      <w:rStyle w:val="Textoennegrita"/>
                       <w:rFonts w:cstheme="minorHAnsi"/>
                       <w:b w:val="0"/>
                       <w:sz w:val="20"/>
@@ -3675,7 +3675,7 @@
                   <w:pPr>
                     <w:jc w:val="center"/>
                     <w:rPr>
-                      <w:rStyle w:val="Fuerte"/>
+                      <w:rStyle w:val="Textoennegrita"/>
                       <w:rFonts w:cstheme="minorHAnsi"/>
                       <w:b w:val="0"/>
                       <w:sz w:val="20"/>
@@ -3692,7 +3692,7 @@
                 <w:p>
                   <w:pPr>
                     <w:rPr>
-                      <w:rStyle w:val="Fuerte"/>
+                      <w:rStyle w:val="Textoennegrita"/>
                       <w:rFonts w:cstheme="minorHAnsi"/>
                       <w:b w:val="0"/>
                       <w:sz w:val="20"/>
@@ -3709,7 +3709,7 @@
                 <w:p>
                   <w:pPr>
                     <w:rPr>
-                      <w:rStyle w:val="Fuerte"/>
+                      <w:rStyle w:val="Textoennegrita"/>
                       <w:rFonts w:cstheme="minorHAnsi"/>
                       <w:b w:val="0"/>
                       <w:sz w:val="20"/>
@@ -3726,7 +3726,7 @@
                 <w:p>
                   <w:pPr>
                     <w:rPr>
-                      <w:rStyle w:val="Fuerte"/>
+                      <w:rStyle w:val="Textoennegrita"/>
                       <w:rFonts w:cstheme="minorHAnsi"/>
                       <w:b w:val="0"/>
                       <w:sz w:val="20"/>
@@ -3749,7 +3749,7 @@
                   <w:pPr>
                     <w:jc w:val="center"/>
                     <w:rPr>
-                      <w:rStyle w:val="Fuerte"/>
+                      <w:rStyle w:val="Textoennegrita"/>
                       <w:rFonts w:cstheme="minorHAnsi"/>
                       <w:b w:val="0"/>
                       <w:sz w:val="20"/>
@@ -3766,7 +3766,7 @@
                 <w:p>
                   <w:pPr>
                     <w:rPr>
-                      <w:rStyle w:val="Fuerte"/>
+                      <w:rStyle w:val="Textoennegrita"/>
                       <w:rFonts w:cstheme="minorHAnsi"/>
                       <w:b w:val="0"/>
                       <w:sz w:val="20"/>
@@ -3783,7 +3783,7 @@
                 <w:p>
                   <w:pPr>
                     <w:rPr>
-                      <w:rStyle w:val="Fuerte"/>
+                      <w:rStyle w:val="Textoennegrita"/>
                       <w:rFonts w:cstheme="minorHAnsi"/>
                       <w:b w:val="0"/>
                       <w:sz w:val="20"/>
@@ -3800,7 +3800,7 @@
                 <w:p>
                   <w:pPr>
                     <w:rPr>
-                      <w:rStyle w:val="Fuerte"/>
+                      <w:rStyle w:val="Textoennegrita"/>
                       <w:rFonts w:cstheme="minorHAnsi"/>
                       <w:b w:val="0"/>
                       <w:sz w:val="20"/>
@@ -3823,7 +3823,7 @@
                   <w:pPr>
                     <w:jc w:val="center"/>
                     <w:rPr>
-                      <w:rStyle w:val="Fuerte"/>
+                      <w:rStyle w:val="Textoennegrita"/>
                       <w:rFonts w:cstheme="minorHAnsi"/>
                       <w:b w:val="0"/>
                       <w:sz w:val="20"/>
@@ -3833,7 +3833,7 @@
                   </w:pPr>
                   <w:r>
                     <w:rPr>
-                      <w:rStyle w:val="Fuerte"/>
+                      <w:rStyle w:val="Textoennegrita"/>
                       <w:rFonts w:cstheme="minorHAnsi"/>
                       <w:b w:val="0"/>
                       <w:sz w:val="20"/>
@@ -3851,7 +3851,7 @@
                 <w:p>
                   <w:pPr>
                     <w:rPr>
-                      <w:rStyle w:val="Fuerte"/>
+                      <w:rStyle w:val="Textoennegrita"/>
                       <w:rFonts w:cstheme="minorHAnsi"/>
                       <w:b w:val="0"/>
                       <w:sz w:val="20"/>
@@ -3868,7 +3868,7 @@
                 <w:p>
                   <w:pPr>
                     <w:rPr>
-                      <w:rStyle w:val="Fuerte"/>
+                      <w:rStyle w:val="Textoennegrita"/>
                       <w:rFonts w:cstheme="minorHAnsi"/>
                       <w:b w:val="0"/>
                       <w:sz w:val="20"/>
@@ -3885,7 +3885,7 @@
                 <w:p>
                   <w:pPr>
                     <w:rPr>
-                      <w:rStyle w:val="Fuerte"/>
+                      <w:rStyle w:val="Textoennegrita"/>
                       <w:rFonts w:cstheme="minorHAnsi"/>
                       <w:b w:val="0"/>
                       <w:sz w:val="20"/>
@@ -3908,7 +3908,7 @@
                   <w:pPr>
                     <w:jc w:val="center"/>
                     <w:rPr>
-                      <w:rStyle w:val="Fuerte"/>
+                      <w:rStyle w:val="Textoennegrita"/>
                       <w:rFonts w:cstheme="minorHAnsi"/>
                       <w:b w:val="0"/>
                       <w:sz w:val="20"/>
@@ -3918,7 +3918,7 @@
                   </w:pPr>
                   <w:r>
                     <w:rPr>
-                      <w:rStyle w:val="Fuerte"/>
+                      <w:rStyle w:val="Textoennegrita"/>
                       <w:rFonts w:cstheme="minorHAnsi"/>
                       <w:b w:val="0"/>
                       <w:sz w:val="20"/>
@@ -3936,7 +3936,7 @@
                 <w:p>
                   <w:pPr>
                     <w:rPr>
-                      <w:rStyle w:val="Fuerte"/>
+                      <w:rStyle w:val="Textoennegrita"/>
                       <w:rFonts w:cstheme="minorHAnsi"/>
                       <w:b w:val="0"/>
                       <w:sz w:val="20"/>
@@ -3953,7 +3953,7 @@
                 <w:p>
                   <w:pPr>
                     <w:rPr>
-                      <w:rStyle w:val="Fuerte"/>
+                      <w:rStyle w:val="Textoennegrita"/>
                       <w:rFonts w:cstheme="minorHAnsi"/>
                       <w:b w:val="0"/>
                       <w:sz w:val="20"/>
@@ -3970,7 +3970,7 @@
                 <w:p>
                   <w:pPr>
                     <w:rPr>
-                      <w:rStyle w:val="Fuerte"/>
+                      <w:rStyle w:val="Textoennegrita"/>
                       <w:rFonts w:cstheme="minorHAnsi"/>
                       <w:b w:val="0"/>
                       <w:sz w:val="20"/>
@@ -3985,7 +3985,7 @@
           <w:p>
             <w:pPr>
               <w:rPr>
-                <w:rStyle w:val="Fuerte"/>
+                <w:rStyle w:val="Textoennegrita"/>
                 <w:rFonts w:cstheme="minorHAnsi"/>
                 <w:b w:val="0"/>
                 <w:sz w:val="20"/>
@@ -3998,7 +3998,7 @@
             <w:pPr>
               <w:jc w:val="both"/>
               <w:rPr>
-                <w:rStyle w:val="Fuerte"/>
+                <w:rStyle w:val="Textoennegrita"/>
                 <w:rFonts w:cstheme="minorHAnsi"/>
                 <w:b w:val="0"/>
                 <w:sz w:val="20"/>
@@ -4008,7 +4008,7 @@
             </w:pPr>
             <w:r>
               <w:rPr>
-                <w:rStyle w:val="Fuerte"/>
+                <w:rStyle w:val="Textoennegrita"/>
                 <w:rFonts w:cstheme="minorHAnsi"/>
                 <w:sz w:val="20"/>
                 <w:szCs w:val="20"/>
@@ -4018,7 +4018,7 @@
             </w:r>
             <w:r>
               <w:rPr>
-                <w:rStyle w:val="Fuerte"/>
+                <w:rStyle w:val="Textoennegrita"/>
                 <w:rFonts w:cstheme="minorHAnsi"/>
                 <w:b w:val="0"/>
                 <w:bCs w:val="0"/>
@@ -4031,7 +4031,7 @@
             <w:proofErr w:type="gramStart"/>
             <w:r>
               <w:rPr>
-                <w:rStyle w:val="Fuerte"/>
+                <w:rStyle w:val="Textoennegrita"/>
                 <w:rFonts w:cstheme="minorHAnsi"/>
                 <w:b w:val="0"/>
                 <w:bCs w:val="0"/>
@@ -4044,7 +4044,7 @@
             <w:proofErr w:type="gramEnd"/>
             <w:r>
               <w:rPr>
-                <w:rStyle w:val="Fuerte"/>
+                <w:rStyle w:val="Textoennegrita"/>
                 <w:rFonts w:cstheme="minorHAnsi"/>
                 <w:b w:val="0"/>
                 <w:bCs w:val="0"/>
@@ -4059,7 +4059,7 @@
             <w:pPr>
               <w:pStyle w:val="Prrafodelista"/>
               <w:rPr>
-                <w:rStyle w:val="Fuerte"/>
+                <w:rStyle w:val="Textoennegrita"/>
                 <w:rFonts w:cstheme="minorHAnsi"/>
                 <w:b w:val="0"/>
                 <w:sz w:val="20"/>
@@ -4082,7 +4082,7 @@
             <w:pPr>
               <w:jc w:val="center"/>
               <w:rPr>
-                <w:rStyle w:val="Fuerte"/>
+                <w:rStyle w:val="Textoennegrita"/>
                 <w:b w:val="0"/>
                 <w:color w:val="FF0000"/>
                 <w:sz w:val="20"/>
@@ -4158,7 +4158,7 @@
             <w:pPr>
               <w:jc w:val="both"/>
               <w:rPr>
-                <w:rStyle w:val="Fuerte"/>
+                <w:rStyle w:val="Textoennegrita"/>
                 <w:b w:val="0"/>
                 <w:sz w:val="20"/>
                 <w:szCs w:val="20"/>
@@ -4166,7 +4166,7 @@
             </w:pPr>
             <w:r>
               <w:rPr>
-                <w:rStyle w:val="Fuerte"/>
+                <w:rStyle w:val="Textoennegrita"/>
                 <w:b w:val="0"/>
                 <w:sz w:val="20"/>
                 <w:szCs w:val="20"/>
@@ -4175,7 +4175,7 @@
             </w:r>
             <w:r>
               <w:rPr>
-                <w:rStyle w:val="Fuerte"/>
+                <w:rStyle w:val="Textoennegrita"/>
                 <w:b w:val="0"/>
                 <w:sz w:val="20"/>
                 <w:szCs w:val="20"/>
@@ -4184,7 +4184,7 @@
             </w:r>
             <w:r>
               <w:rPr>
-                <w:rStyle w:val="Fuerte"/>
+                <w:rStyle w:val="Textoennegrita"/>
                 <w:b w:val="0"/>
                 <w:sz w:val="20"/>
                 <w:szCs w:val="20"/>
@@ -4193,7 +4193,7 @@
             </w:r>
             <w:r>
               <w:rPr>
-                <w:rStyle w:val="Fuerte"/>
+                <w:rStyle w:val="Textoennegrita"/>
                 <w:b w:val="0"/>
                 <w:sz w:val="20"/>
                 <w:szCs w:val="20"/>
@@ -4202,7 +4202,7 @@
             </w:r>
             <w:r>
               <w:rPr>
-                <w:rStyle w:val="Fuerte"/>
+                <w:rStyle w:val="Textoennegrita"/>
                 <w:b w:val="0"/>
                 <w:sz w:val="20"/>
                 <w:szCs w:val="20"/>
@@ -4211,7 +4211,7 @@
             </w:r>
             <w:r>
               <w:rPr>
-                <w:rStyle w:val="Fuerte"/>
+                <w:rStyle w:val="Textoennegrita"/>
                 <w:b w:val="0"/>
                 <w:sz w:val="20"/>
                 <w:szCs w:val="20"/>
@@ -4220,7 +4220,7 @@
             </w:r>
             <w:r>
               <w:rPr>
-                <w:rStyle w:val="Fuerte"/>
+                <w:rStyle w:val="Textoennegrita"/>
                 <w:b w:val="0"/>
                 <w:sz w:val="20"/>
                 <w:szCs w:val="20"/>
@@ -4229,7 +4229,7 @@
             </w:r>
             <w:r>
               <w:rPr>
-                <w:rStyle w:val="Fuerte"/>
+                <w:rStyle w:val="Textoennegrita"/>
                 <w:b w:val="0"/>
                 <w:sz w:val="20"/>
                 <w:szCs w:val="20"/>
@@ -4238,7 +4238,7 @@
             </w:r>
             <w:r>
               <w:rPr>
-                <w:rStyle w:val="Fuerte"/>
+                <w:rStyle w:val="Textoennegrita"/>
                 <w:b w:val="0"/>
                 <w:sz w:val="20"/>
                 <w:szCs w:val="20"/>
@@ -4247,7 +4247,7 @@
             </w:r>
             <w:r>
               <w:rPr>
-                <w:rStyle w:val="Fuerte"/>
+                <w:rStyle w:val="Textoennegrita"/>
                 <w:b w:val="0"/>
                 <w:sz w:val="20"/>
                 <w:szCs w:val="20"/>
@@ -4256,7 +4256,7 @@
             </w:r>
             <w:r>
               <w:rPr>
-                <w:rStyle w:val="Fuerte"/>
+                <w:rStyle w:val="Textoennegrita"/>
                 <w:b w:val="0"/>
                 <w:sz w:val="20"/>
                 <w:szCs w:val="20"/>
@@ -4265,7 +4265,7 @@
             </w:r>
             <w:r>
               <w:rPr>
-                <w:rStyle w:val="Fuerte"/>
+                <w:rStyle w:val="Textoennegrita"/>
                 <w:b w:val="0"/>
                 <w:sz w:val="20"/>
                 <w:szCs w:val="20"/>
@@ -4276,7 +4276,7 @@
           <w:p>
             <w:pPr>
               <w:rPr>
-                <w:rStyle w:val="Fuerte"/>
+                <w:rStyle w:val="Textoennegrita"/>
                 <w:color w:val="FF0000"/>
                 <w:sz w:val="20"/>
                 <w:szCs w:val="20"/>
@@ -4297,14 +4297,14 @@
             <w:pPr>
               <w:jc w:val="center"/>
               <w:rPr>
-                <w:rStyle w:val="Fuerte"/>
+                <w:rStyle w:val="Textoennegrita"/>
                 <w:sz w:val="20"/>
                 <w:szCs w:val="20"/>
               </w:rPr>
             </w:pPr>
             <w:r>
               <w:rPr>
-                <w:rStyle w:val="Fuerte"/>
+                <w:rStyle w:val="Textoennegrita"/>
                 <w:sz w:val="20"/>
                 <w:szCs w:val="20"/>
               </w:rPr>
@@ -4312,7 +4312,7 @@
             </w:r>
             <w:r>
               <w:rPr>
-                <w:rStyle w:val="Fuerte"/>
+                <w:rStyle w:val="Textoennegrita"/>
                 <w:sz w:val="20"/>
                 <w:szCs w:val="20"/>
               </w:rPr>
@@ -4320,7 +4320,7 @@
             </w:r>
             <w:r>
               <w:rPr>
-                <w:rStyle w:val="Fuerte"/>
+                <w:rStyle w:val="Textoennegrita"/>
                 <w:sz w:val="20"/>
                 <w:szCs w:val="20"/>
               </w:rPr>
@@ -4328,7 +4328,7 @@
             </w:r>
             <w:r>
               <w:rPr>
-                <w:rStyle w:val="Fuerte"/>
+                <w:rStyle w:val="Textoennegrita"/>
                 <w:sz w:val="20"/>
                 <w:szCs w:val="20"/>
               </w:rPr>
@@ -4351,14 +4351,14 @@
           <w:p>
             <w:pPr>
               <w:rPr>
-                <w:rStyle w:val="Fuerte"/>
+                <w:rStyle w:val="Textoennegrita"/>
                 <w:sz w:val="20"/>
                 <w:szCs w:val="20"/>
               </w:rPr>
             </w:pPr>
             <w:r>
               <w:rPr>
-                <w:rStyle w:val="Fuerte"/>
+                <w:rStyle w:val="Textoennegrita"/>
                 <w:sz w:val="20"/>
                 <w:szCs w:val="20"/>
               </w:rPr>
@@ -4374,7 +4374,7 @@
           <w:p>
             <w:pPr>
               <w:rPr>
-                <w:rStyle w:val="Fuerte"/>
+                <w:rStyle w:val="Textoennegrita"/>
                 <w:b w:val="0"/>
                 <w:sz w:val="20"/>
                 <w:szCs w:val="20"/>
@@ -4382,7 +4382,7 @@
             </w:pPr>
             <w:r>
               <w:rPr>
-                <w:rStyle w:val="Fuerte"/>
+                <w:rStyle w:val="Textoennegrita"/>
                 <w:b w:val="0"/>
                 <w:sz w:val="20"/>
                 <w:szCs w:val="20"/>
@@ -4406,14 +4406,14 @@
           <w:p>
             <w:pPr>
               <w:rPr>
-                <w:rStyle w:val="Fuerte"/>
+                <w:rStyle w:val="Textoennegrita"/>
                 <w:sz w:val="20"/>
                 <w:szCs w:val="20"/>
               </w:rPr>
             </w:pPr>
             <w:r>
               <w:rPr>
-                <w:rStyle w:val="Fuerte"/>
+                <w:rStyle w:val="Textoennegrita"/>
                 <w:sz w:val="20"/>
                 <w:szCs w:val="20"/>
               </w:rPr>
@@ -4421,7 +4421,7 @@
             </w:r>
             <w:r>
               <w:rPr>
-                <w:rStyle w:val="Fuerte"/>
+                <w:rStyle w:val="Textoennegrita"/>
                 <w:sz w:val="20"/>
                 <w:szCs w:val="20"/>
               </w:rPr>
@@ -4437,7 +4437,7 @@
           <w:p>
             <w:pPr>
               <w:rPr>
-                <w:rStyle w:val="Fuerte"/>
+                <w:rStyle w:val="Textoennegrita"/>
                 <w:b w:val="0"/>
                 <w:sz w:val="20"/>
                 <w:szCs w:val="20"/>
@@ -4445,7 +4445,7 @@
             </w:pPr>
             <w:r>
               <w:rPr>
-                <w:rStyle w:val="Fuerte"/>
+                <w:rStyle w:val="Textoennegrita"/>
                 <w:b w:val="0"/>
                 <w:sz w:val="20"/>
                 <w:szCs w:val="20"/>
@@ -4454,7 +4454,7 @@
             </w:r>
             <w:r>
               <w:rPr>
-                <w:rStyle w:val="Fuerte"/>
+                <w:rStyle w:val="Textoennegrita"/>
                 <w:b w:val="0"/>
                 <w:sz w:val="20"/>
                 <w:szCs w:val="20"/>
@@ -4463,7 +4463,7 @@
             </w:r>
             <w:r>
               <w:rPr>
-                <w:rStyle w:val="Fuerte"/>
+                <w:rStyle w:val="Textoennegrita"/>
                 <w:b w:val="0"/>
                 <w:sz w:val="20"/>
                 <w:szCs w:val="20"/>
@@ -4472,7 +4472,7 @@
             </w:r>
             <w:r>
               <w:rPr>
-                <w:rStyle w:val="Fuerte"/>
+                <w:rStyle w:val="Textoennegrita"/>
                 <w:b w:val="0"/>
                 <w:sz w:val="20"/>
                 <w:szCs w:val="20"/>
@@ -4510,7 +4510,7 @@
 </file>
 
 <file path=word/numbering.xml><?xml version="1.0" encoding="utf-8"?>
-<w:numbering xmlns:wpc="http://schemas.microsoft.com/office/word/2010/wordprocessingCanvas" xmlns:cx="http://schemas.microsoft.com/office/drawing/2014/chartex" xmlns:cx1="http://schemas.microsoft.com/office/drawing/2015/9/8/chartex" xmlns:cx2="http://schemas.microsoft.com/office/drawing/2015/10/21/chartex" xmlns:cx3="http://schemas.microsoft.com/office/drawing/2016/5/9/chartex" xmlns:cx4="http://schemas.microsoft.com/office/drawing/2016/5/10/chartex" xmlns:cx5="http://schemas.microsoft.com/office/drawing/2016/5/11/chartex" xmlns:cx6="http://schemas.microsoft.com/office/drawing/2016/5/12/chartex" xmlns:cx7="http://schemas.microsoft.com/office/drawing/2016/5/13/chartex" xmlns:cx8="http://schemas.microsoft.com/office/drawing/2016/5/14/chartex" xmlns:mc="http://schemas.openxmlformats.org/markup-compatibility/2006" xmlns:aink="http://schemas.microsoft.com/office/drawing/2016/ink" xmlns:am3d="http://schemas.microsoft.com/office/drawing/2017/model3d" xmlns:o="urn:schemas-microsoft-com:office:office" xmlns:oel="http://schemas.microsoft.com/office/2019/extlst" xmlns:r="http://schemas.openxmlformats.org/officeDocument/2006/relationships" xmlns:m="http://schemas.openxmlformats.org/officeDocument/2006/math" xmlns:v="urn:schemas-microsoft-com:vml" xmlns:wp14="http://schemas.microsoft.com/office/word/2010/wordprocessingDrawing" xmlns:wp="http://schemas.openxmlformats.org/drawingml/2006/wordprocessingDrawing" xmlns:w10="urn:schemas-microsoft-com:office:word" xmlns:w="http://schemas.openxmlformats.org/wordprocessingml/2006/main" xmlns:w14="http://schemas.microsoft.com/office/word/2010/wordml" xmlns:w15="http://schemas.microsoft.com/office/word/2012/wordml" xmlns:w16cex="http://schemas.microsoft.com/office/word/2018/wordml/cex" xmlns:w16cid="http://schemas.microsoft.com/office/word/2016/wordml/cid" xmlns:w16="http://schemas.microsoft.com/office/word/2018/wordml" xmlns:w16du="http://schemas.microsoft.com/office/word/2023/wordml/word16du" xmlns:w16sdtdh="http://schemas.microsoft.com/office/word/2020/wordml/sdtdatahash" xmlns:w16sdtfl="http://schemas.microsoft.com/office/word/2024/wordml/sdtformatlock" xmlns:w16se="http://schemas.microsoft.com/office/word/2015/wordml/symex" xmlns:wpg="http://schemas.microsoft.com/office/word/2010/wordprocessingGroup" xmlns:wpi="http://schemas.microsoft.com/office/word/2010/wordprocessingInk" xmlns:wne="http://schemas.microsoft.com/office/word/2006/wordml" xmlns:wps="http://schemas.microsoft.com/office/word/2010/wordprocessingShape" mc:Ignorable="w14 w15 w16se w16cid w16 w16cex w16sdtdh w16sdtfl w16du wp14">
+<w:numbering xmlns:wpc="http://schemas.microsoft.com/office/word/2010/wordprocessingCanvas" xmlns:cx="http://schemas.microsoft.com/office/drawing/2014/chartex" xmlns:cx1="http://schemas.microsoft.com/office/drawing/2015/9/8/chartex" xmlns:cx2="http://schemas.microsoft.com/office/drawing/2015/10/21/chartex" xmlns:cx3="http://schemas.microsoft.com/office/drawing/2016/5/9/chartex" xmlns:cx4="http://schemas.microsoft.com/office/drawing/2016/5/10/chartex" xmlns:cx5="http://schemas.microsoft.com/office/drawing/2016/5/11/chartex" xmlns:cx6="http://schemas.microsoft.com/office/drawing/2016/5/12/chartex" xmlns:cx7="http://schemas.microsoft.com/office/drawing/2016/5/13/chartex" xmlns:cx8="http://schemas.microsoft.com/office/drawing/2016/5/14/chartex" xmlns:mc="http://schemas.openxmlformats.org/markup-compatibility/2006" xmlns:aink="http://schemas.microsoft.com/office/drawing/2016/ink" xmlns:am3d="http://schemas.microsoft.com/office/drawing/2017/model3d" xmlns:o="urn:schemas-microsoft-com:office:office" xmlns:r="http://schemas.openxmlformats.org/officeDocument/2006/relationships" xmlns:m="http://schemas.openxmlformats.org/officeDocument/2006/math" xmlns:v="urn:schemas-microsoft-com:vml" xmlns:wp14="http://schemas.microsoft.com/office/word/2010/wordprocessingDrawing" xmlns:wp="http://schemas.openxmlformats.org/drawingml/2006/wordprocessingDrawing" xmlns:w10="urn:schemas-microsoft-com:office:word" xmlns:w="http://schemas.openxmlformats.org/wordprocessingml/2006/main" xmlns:w14="http://schemas.microsoft.com/office/word/2010/wordml" xmlns:w15="http://schemas.microsoft.com/office/word/2012/wordml" xmlns:w16cex="http://schemas.microsoft.com/office/word/2018/wordml/cex" xmlns:w16cid="http://schemas.microsoft.com/office/word/2016/wordml/cid" xmlns:w16="http://schemas.microsoft.com/office/word/2018/wordml" xmlns:w16sdtdh="http://schemas.microsoft.com/office/word/2020/wordml/sdtdatahash" xmlns:w16se="http://schemas.microsoft.com/office/word/2015/wordml/symex" xmlns:wpg="http://schemas.microsoft.com/office/word/2010/wordprocessingGroup" xmlns:wpi="http://schemas.microsoft.com/office/word/2010/wordprocessingInk" xmlns:wne="http://schemas.microsoft.com/office/word/2006/wordml" xmlns:wps="http://schemas.microsoft.com/office/word/2010/wordprocessingShape" mc:Ignorable="w14 w15 w16se w16cid w16 w16cex w16sdtdh wp14">
   <w:abstractNum w:abstractNumId="0" w15:restartNumberingAfterBreak="0">
     <w:nsid w:val="082D6121"/>
     <w:multiLevelType w:val="hybridMultilevel"/>
@@ -5053,26 +5053,26 @@
       </w:rPr>
     </w:lvl>
   </w:abstractNum>
-  <w:num w:numId="1" w16cid:durableId="722289425">
+  <w:num w:numId="1">
     <w:abstractNumId w:val="1"/>
   </w:num>
-  <w:num w:numId="2" w16cid:durableId="1648246086">
+  <w:num w:numId="2">
     <w:abstractNumId w:val="0"/>
   </w:num>
-  <w:num w:numId="3" w16cid:durableId="845941666">
+  <w:num w:numId="3">
     <w:abstractNumId w:val="3"/>
   </w:num>
-  <w:num w:numId="4" w16cid:durableId="972832175">
+  <w:num w:numId="4">
     <w:abstractNumId w:val="2"/>
   </w:num>
-  <w:num w:numId="5" w16cid:durableId="1932422681">
+  <w:num w:numId="5">
     <w:abstractNumId w:val="4"/>
   </w:num>
 </w:numbering>
 </file>
 
 <file path=word/styles.xml><?xml version="1.0" encoding="utf-8"?>
-<w:styles xmlns:mc="http://schemas.openxmlformats.org/markup-compatibility/2006" xmlns:r="http://schemas.openxmlformats.org/officeDocument/2006/relationships" xmlns:w="http://schemas.openxmlformats.org/wordprocessingml/2006/main" xmlns:w14="http://schemas.microsoft.com/office/word/2010/wordml" xmlns:w15="http://schemas.microsoft.com/office/word/2012/wordml" xmlns:w16cex="http://schemas.microsoft.com/office/word/2018/wordml/cex" xmlns:w16cid="http://schemas.microsoft.com/office/word/2016/wordml/cid" xmlns:w16="http://schemas.microsoft.com/office/word/2018/wordml" xmlns:w16du="http://schemas.microsoft.com/office/word/2023/wordml/word16du" xmlns:w16sdtdh="http://schemas.microsoft.com/office/word/2020/wordml/sdtdatahash" xmlns:w16sdtfl="http://schemas.microsoft.com/office/word/2024/wordml/sdtformatlock" xmlns:w16se="http://schemas.microsoft.com/office/word/2015/wordml/symex" mc:Ignorable="w14 w15 w16se w16cid w16 w16cex w16sdtdh w16sdtfl w16du">
+<w:styles xmlns:mc="http://schemas.openxmlformats.org/markup-compatibility/2006" xmlns:r="http://schemas.openxmlformats.org/officeDocument/2006/relationships" xmlns:w="http://schemas.openxmlformats.org/wordprocessingml/2006/main" xmlns:w14="http://schemas.microsoft.com/office/word/2010/wordml" xmlns:w15="http://schemas.microsoft.com/office/word/2012/wordml" xmlns:w16cex="http://schemas.microsoft.com/office/word/2018/wordml/cex" xmlns:w16cid="http://schemas.microsoft.com/office/word/2016/wordml/cid" xmlns:w16="http://schemas.microsoft.com/office/word/2018/wordml" xmlns:w16sdtdh="http://schemas.microsoft.com/office/word/2020/wordml/sdtdatahash" xmlns:w16se="http://schemas.microsoft.com/office/word/2015/wordml/symex" mc:Ignorable="w14 w15 w16se w16cid w16 w16cex w16sdtdh">
   <w:docDefaults>
     <w:rPrDefault>
       <w:rPr>
@@ -5537,7 +5537,7 @@
       </w:tblBorders>
     </w:tblPr>
   </w:style>
-  <w:style w:type="character" w:styleId="Fuerte">
+  <w:style w:type="character" w:styleId="Textoennegrita">
     <w:name w:val="Strong"/>
     <w:basedOn w:val="Fuentedeprrafopredeter"/>
     <w:uiPriority w:val="22"/>
@@ -5947,30 +5947,6 @@
 </file>
 
 <file path=customXml/item1.xml><?xml version="1.0" encoding="utf-8"?>
-<p:properties xmlns:p="http://schemas.microsoft.com/office/2006/metadata/properties" xmlns:xsi="http://www.w3.org/2001/XMLSchema-instance" xmlns:pc="http://schemas.microsoft.com/office/infopath/2007/PartnerControls">
-  <documentManagement>
-    <TaxCatchAll xmlns="a83c52de-2234-4320-9e19-036b3a463962" xsi:nil="true"/>
-    <Descripci_x00f3_n xmlns="0b400916-8d07-47c5-b5f3-a7d85a6f2e5f" xsi:nil="true"/>
-    <lcf76f155ced4ddcb4097134ff3c332f xmlns="0b400916-8d07-47c5-b5f3-a7d85a6f2e5f">
-      <Terms xmlns="http://schemas.microsoft.com/office/infopath/2007/PartnerControls"/>
-    </lcf76f155ced4ddcb4097134ff3c332f>
-    <Fecha xmlns="0b400916-8d07-47c5-b5f3-a7d85a6f2e5f">2023-05-17T07:00:00+00:00</Fecha>
-    <Estado xmlns="0b400916-8d07-47c5-b5f3-a7d85a6f2e5f" xsi:nil="true"/>
-    <de5o xmlns="0b400916-8d07-47c5-b5f3-a7d85a6f2e5f" xsi:nil="true"/>
-  </documentManagement>
-</p:properties>
-</file>
-
-<file path=customXml/item2.xml><?xml version="1.0" encoding="utf-8"?>
-<?mso-contentType ?>
-<FormTemplates xmlns="http://schemas.microsoft.com/sharepoint/v3/contenttype/forms">
-  <Display>DocumentLibraryForm</Display>
-  <Edit>DocumentLibraryForm</Edit>
-  <New>DocumentLibraryForm</New>
-</FormTemplates>
-</file>
-
-<file path=customXml/item3.xml><?xml version="1.0" encoding="utf-8"?>
 <ct:contentTypeSchema xmlns:ct="http://schemas.microsoft.com/office/2006/metadata/contentType" xmlns:ma="http://schemas.microsoft.com/office/2006/metadata/properties/metaAttributes" ct:_="" ma:_="" ma:contentTypeName="Documento" ma:contentTypeID="0x01010050B9E963965D064A825EF1C2E5C68EF8" ma:contentTypeVersion="19" ma:contentTypeDescription="Crear nuevo documento." ma:contentTypeScope="" ma:versionID="092630f532bc524c435f0a786f7f10d3">
   <xsd:schema xmlns:xsd="http://www.w3.org/2001/XMLSchema" xmlns:xs="http://www.w3.org/2001/XMLSchema" xmlns:p="http://schemas.microsoft.com/office/2006/metadata/properties" xmlns:ns2="0b400916-8d07-47c5-b5f3-a7d85a6f2e5f" xmlns:ns3="4982597a-ae14-4623-8062-e38e7e64f12b" xmlns:ns4="a83c52de-2234-4320-9e19-036b3a463962" targetNamespace="http://schemas.microsoft.com/office/2006/metadata/properties" ma:root="true" ma:fieldsID="cc84df2e607ca0b4f8bd0acda76c63b8" ns2:_="" ns3:_="" ns4:_="">
     <xsd:import namespace="0b400916-8d07-47c5-b5f3-a7d85a6f2e5f"/>
@@ -6233,26 +6209,31 @@
 </ct:contentTypeSchema>
 </file>
 
-<file path=customXml/itemProps1.xml><?xml version="1.0" encoding="utf-8"?>
-<ds:datastoreItem xmlns:ds="http://schemas.openxmlformats.org/officeDocument/2006/customXml" ds:itemID="{2650C134-5433-463C-8427-EB5A0739D1C4}">
-  <ds:schemaRefs>
-    <ds:schemaRef ds:uri="http://schemas.microsoft.com/office/2006/metadata/properties"/>
-    <ds:schemaRef ds:uri="http://schemas.microsoft.com/office/infopath/2007/PartnerControls"/>
-    <ds:schemaRef ds:uri="a83c52de-2234-4320-9e19-036b3a463962"/>
-    <ds:schemaRef ds:uri="0b400916-8d07-47c5-b5f3-a7d85a6f2e5f"/>
-  </ds:schemaRefs>
-</ds:datastoreItem>
+<file path=customXml/item2.xml><?xml version="1.0" encoding="utf-8"?>
+<?mso-contentType ?>
+<FormTemplates xmlns="http://schemas.microsoft.com/sharepoint/v3/contenttype/forms">
+  <Display>DocumentLibraryForm</Display>
+  <Edit>DocumentLibraryForm</Edit>
+  <New>DocumentLibraryForm</New>
+</FormTemplates>
 </file>
 
-<file path=customXml/itemProps2.xml><?xml version="1.0" encoding="utf-8"?>
-<ds:datastoreItem xmlns:ds="http://schemas.openxmlformats.org/officeDocument/2006/customXml" ds:itemID="{5250579C-3F1F-4156-BC00-D5C68851C8FC}">
-  <ds:schemaRefs>
-    <ds:schemaRef ds:uri="http://schemas.microsoft.com/sharepoint/v3/contenttype/forms"/>
-  </ds:schemaRefs>
-</ds:datastoreItem>
+<file path=customXml/item3.xml><?xml version="1.0" encoding="utf-8"?>
+<p:properties xmlns:p="http://schemas.microsoft.com/office/2006/metadata/properties" xmlns:xsi="http://www.w3.org/2001/XMLSchema-instance" xmlns:pc="http://schemas.microsoft.com/office/infopath/2007/PartnerControls">
+  <documentManagement>
+    <TaxCatchAll xmlns="a83c52de-2234-4320-9e19-036b3a463962" xsi:nil="true"/>
+    <Descripci_x00f3_n xmlns="0b400916-8d07-47c5-b5f3-a7d85a6f2e5f" xsi:nil="true"/>
+    <lcf76f155ced4ddcb4097134ff3c332f xmlns="0b400916-8d07-47c5-b5f3-a7d85a6f2e5f">
+      <Terms xmlns="http://schemas.microsoft.com/office/infopath/2007/PartnerControls"/>
+    </lcf76f155ced4ddcb4097134ff3c332f>
+    <Fecha xmlns="0b400916-8d07-47c5-b5f3-a7d85a6f2e5f">2023-05-17T07:00:00+00:00</Fecha>
+    <Estado xmlns="0b400916-8d07-47c5-b5f3-a7d85a6f2e5f" xsi:nil="true"/>
+    <de5o xmlns="0b400916-8d07-47c5-b5f3-a7d85a6f2e5f" xsi:nil="true"/>
+  </documentManagement>
+</p:properties>
 </file>
 
-<file path=customXml/itemProps3.xml><?xml version="1.0" encoding="utf-8"?>
+<file path=customXml/itemProps1.xml><?xml version="1.0" encoding="utf-8"?>
 <ds:datastoreItem xmlns:ds="http://schemas.openxmlformats.org/officeDocument/2006/customXml" ds:itemID="{52BBC4B0-FB1C-4B9D-AACE-B8B8A1D3E6A6}">
   <ds:schemaRefs>
     <ds:schemaRef ds:uri="http://schemas.microsoft.com/office/2006/metadata/contentType"/>
@@ -6270,4 +6251,23 @@
     <ds:schemaRef ds:uri="http://schemas.microsoft.com/internal/obd"/>
   </ds:schemaRefs>
 </ds:datastoreItem>
+</file>
+
+<file path=customXml/itemProps2.xml><?xml version="1.0" encoding="utf-8"?>
+<ds:datastoreItem xmlns:ds="http://schemas.openxmlformats.org/officeDocument/2006/customXml" ds:itemID="{5250579C-3F1F-4156-BC00-D5C68851C8FC}">
+  <ds:schemaRefs>
+    <ds:schemaRef ds:uri="http://schemas.microsoft.com/sharepoint/v3/contenttype/forms"/>
+  </ds:schemaRefs>
+</ds:datastoreItem>
+</file>
+
+<file path=customXml/itemProps3.xml><?xml version="1.0" encoding="utf-8"?>
+<ds:datastoreItem xmlns:ds="http://schemas.openxmlformats.org/officeDocument/2006/customXml" ds:itemID="{2650C134-5433-463C-8427-EB5A0739D1C4}">
+  <ds:schemaRefs>
+    <ds:schemaRef ds:uri="http://schemas.microsoft.com/office/2006/metadata/properties"/>
+    <ds:schemaRef ds:uri="http://schemas.microsoft.com/office/infopath/2007/PartnerControls"/>
+    <ds:schemaRef ds:uri="a83c52de-2234-4320-9e19-036b3a463962"/>
+    <ds:schemaRef ds:uri="0b400916-8d07-47c5-b5f3-a7d85a6f2e5f"/>
+  </ds:schemaRefs>
+</ds:datastoreItem>
 </file>